--- a/Lab Manual Docs/Exp_08_Interaction_Design_and_UML.docx
+++ b/Lab Manual Docs/Exp_08_Interaction_Design_and_UML.docx
@@ -2,6 +2,352 @@
 <file path=word/document.xml><?xml version="1.0" encoding="utf-8"?>
 <w:document xmlns:wpc="http://schemas.microsoft.com/office/word/2010/wordprocessingCanvas" xmlns:mo="http://schemas.microsoft.com/office/mac/office/2008/main" xmlns:mc="http://schemas.openxmlformats.org/markup-compatibility/2006" xmlns:mv="urn:schemas-microsoft-com:mac:vml" xmlns:o="urn:schemas-microsoft-com:office:office" xmlns:r="http://schemas.openxmlformats.org/officeDocument/2006/relationships" xmlns:m="http://schemas.openxmlformats.org/officeDocument/2006/math" xmlns:v="urn:schemas-microsoft-com:vml" xmlns:wp14="http://schemas.microsoft.com/office/word/2010/wordprocessingDrawing" xmlns:wp="http://schemas.openxmlformats.org/drawingml/2006/wordprocessingDrawing" xmlns:w10="urn:schemas-microsoft-com:office:word" xmlns:w="http://schemas.openxmlformats.org/wordprocessingml/2006/main" xmlns:w14="http://schemas.microsoft.com/office/word/2010/wordml" xmlns:wpg="http://schemas.microsoft.com/office/word/2010/wordprocessingGroup" xmlns:wpi="http://schemas.microsoft.com/office/word/2010/wordprocessingInk" xmlns:wne="http://schemas.microsoft.com/office/word/2006/wordml" xmlns:wps="http://schemas.microsoft.com/office/word/2010/wordprocessingShape" mc:Ignorable="w14 wp14">
   <w:body>
+    <w:tbl>
+      <w:tblPr>
+        <w:tblW w:type="auto" w:w="0"/>
+        <w:jc w:val="center"/>
+        <w:tblLook w:firstColumn="1" w:firstRow="1" w:lastColumn="0" w:lastRow="0" w:noHBand="0" w:noVBand="1" w:val="04A0"/>
+        <w:tblBorders>
+          <w:top w:val="single" w:sz="8" w:space="0" w:color="000000"/>
+          <w:left w:val="single" w:sz="8" w:space="0" w:color="000000"/>
+          <w:bottom w:val="single" w:sz="8" w:space="0" w:color="000000"/>
+          <w:right w:val="single" w:sz="8" w:space="0" w:color="000000"/>
+          <w:insideH w:val="single" w:sz="8" w:space="0" w:color="000000"/>
+          <w:insideV w:val="single" w:sz="8" w:space="0" w:color="000000"/>
+        </w:tblBorders>
+      </w:tblPr>
+      <w:tblGrid>
+        <w:gridCol w:w="4320"/>
+        <w:gridCol w:w="4320"/>
+      </w:tblGrid>
+      <w:tr>
+        <w:tc>
+          <w:tcPr>
+            <w:tcW w:type="dxa" w:w="2592"/>
+            <w:tcMar>
+              <w:top w:w="100" w:type="dxa"/>
+              <w:bottom w:w="100" w:type="dxa"/>
+              <w:left w:w="140" w:type="dxa"/>
+              <w:right w:w="140" w:type="dxa"/>
+            </w:tcMar>
+          </w:tcPr>
+          <w:p>
+            <w:pPr>
+              <w:spacing w:before="0" w:after="0" w:line="276" w:lineRule="auto"/>
+              <w:jc w:val="left"/>
+            </w:pPr>
+            <w:r>
+              <w:rPr>
+                <w:rFonts w:ascii="Calibri" w:hAnsi="Calibri"/>
+                <w:b/>
+                <w:color w:val="000000"/>
+                <w:sz w:val="21"/>
+              </w:rPr>
+              <w:t>NAME</w:t>
+            </w:r>
+          </w:p>
+        </w:tc>
+        <w:tc>
+          <w:tcPr>
+            <w:tcW w:type="dxa" w:w="6768"/>
+            <w:tcMar>
+              <w:top w:w="100" w:type="dxa"/>
+              <w:bottom w:w="100" w:type="dxa"/>
+              <w:left w:w="140" w:type="dxa"/>
+              <w:right w:w="140" w:type="dxa"/>
+            </w:tcMar>
+          </w:tcPr>
+          <w:p>
+            <w:pPr>
+              <w:spacing w:before="0" w:after="0" w:line="276" w:lineRule="auto"/>
+              <w:jc w:val="left"/>
+            </w:pPr>
+            <w:r>
+              <w:rPr>
+                <w:rFonts w:ascii="Calibri" w:hAnsi="Calibri"/>
+                <w:color w:val="000000"/>
+                <w:sz w:val="21"/>
+              </w:rPr>
+              <w:t>Kimaya Teli</w:t>
+              <w:br/>
+              <w:t>Abhishek kumar Kairamkonda</w:t>
+              <w:br/>
+              <w:t>Krishna Somani</w:t>
+            </w:r>
+          </w:p>
+        </w:tc>
+      </w:tr>
+      <w:tr>
+        <w:tc>
+          <w:tcPr>
+            <w:tcW w:type="dxa" w:w="2592"/>
+            <w:tcMar>
+              <w:top w:w="100" w:type="dxa"/>
+              <w:bottom w:w="100" w:type="dxa"/>
+              <w:left w:w="140" w:type="dxa"/>
+              <w:right w:w="140" w:type="dxa"/>
+            </w:tcMar>
+          </w:tcPr>
+          <w:p>
+            <w:pPr>
+              <w:spacing w:before="0" w:after="0" w:line="276" w:lineRule="auto"/>
+              <w:jc w:val="left"/>
+            </w:pPr>
+            <w:r>
+              <w:rPr>
+                <w:rFonts w:ascii="Calibri" w:hAnsi="Calibri"/>
+                <w:b/>
+                <w:color w:val="000000"/>
+                <w:sz w:val="21"/>
+              </w:rPr>
+              <w:t>ROLL NO</w:t>
+            </w:r>
+          </w:p>
+        </w:tc>
+        <w:tc>
+          <w:tcPr>
+            <w:tcW w:type="dxa" w:w="6768"/>
+            <w:tcMar>
+              <w:top w:w="100" w:type="dxa"/>
+              <w:bottom w:w="100" w:type="dxa"/>
+              <w:left w:w="140" w:type="dxa"/>
+              <w:right w:w="140" w:type="dxa"/>
+            </w:tcMar>
+          </w:tcPr>
+          <w:p>
+            <w:pPr>
+              <w:spacing w:before="0" w:after="0" w:line="276" w:lineRule="auto"/>
+              <w:jc w:val="left"/>
+            </w:pPr>
+            <w:r>
+              <w:rPr>
+                <w:rFonts w:ascii="Calibri" w:hAnsi="Calibri"/>
+                <w:color w:val="000000"/>
+                <w:sz w:val="21"/>
+              </w:rPr>
+              <w:t>24102C0079</w:t>
+              <w:br/>
+              <w:t>24102C0085</w:t>
+              <w:br/>
+              <w:t>24102C0067</w:t>
+            </w:r>
+          </w:p>
+        </w:tc>
+      </w:tr>
+      <w:tr>
+        <w:tc>
+          <w:tcPr>
+            <w:tcW w:type="dxa" w:w="2592"/>
+            <w:tcMar>
+              <w:top w:w="100" w:type="dxa"/>
+              <w:bottom w:w="100" w:type="dxa"/>
+              <w:left w:w="140" w:type="dxa"/>
+              <w:right w:w="140" w:type="dxa"/>
+            </w:tcMar>
+          </w:tcPr>
+          <w:p>
+            <w:pPr>
+              <w:spacing w:before="0" w:after="0" w:line="276" w:lineRule="auto"/>
+              <w:jc w:val="left"/>
+            </w:pPr>
+            <w:r>
+              <w:rPr>
+                <w:rFonts w:ascii="Calibri" w:hAnsi="Calibri"/>
+                <w:b/>
+                <w:color w:val="000000"/>
+                <w:sz w:val="21"/>
+              </w:rPr>
+              <w:t>BRANCH</w:t>
+            </w:r>
+          </w:p>
+        </w:tc>
+        <w:tc>
+          <w:tcPr>
+            <w:tcW w:type="dxa" w:w="6768"/>
+            <w:tcMar>
+              <w:top w:w="100" w:type="dxa"/>
+              <w:bottom w:w="100" w:type="dxa"/>
+              <w:left w:w="140" w:type="dxa"/>
+              <w:right w:w="140" w:type="dxa"/>
+            </w:tcMar>
+          </w:tcPr>
+          <w:p>
+            <w:pPr>
+              <w:spacing w:before="0" w:after="0" w:line="276" w:lineRule="auto"/>
+              <w:jc w:val="left"/>
+            </w:pPr>
+            <w:r>
+              <w:rPr>
+                <w:rFonts w:ascii="Calibri" w:hAnsi="Calibri"/>
+                <w:color w:val="000000"/>
+                <w:sz w:val="21"/>
+              </w:rPr>
+              <w:t>CMPN</w:t>
+            </w:r>
+          </w:p>
+        </w:tc>
+      </w:tr>
+      <w:tr>
+        <w:tc>
+          <w:tcPr>
+            <w:tcW w:type="dxa" w:w="2592"/>
+            <w:tcMar>
+              <w:top w:w="100" w:type="dxa"/>
+              <w:bottom w:w="100" w:type="dxa"/>
+              <w:left w:w="140" w:type="dxa"/>
+              <w:right w:w="140" w:type="dxa"/>
+            </w:tcMar>
+          </w:tcPr>
+          <w:p>
+            <w:pPr>
+              <w:spacing w:before="0" w:after="0" w:line="276" w:lineRule="auto"/>
+              <w:jc w:val="left"/>
+            </w:pPr>
+            <w:r>
+              <w:rPr>
+                <w:rFonts w:ascii="Calibri" w:hAnsi="Calibri"/>
+                <w:b/>
+                <w:color w:val="000000"/>
+                <w:sz w:val="21"/>
+              </w:rPr>
+              <w:t>DIV</w:t>
+            </w:r>
+          </w:p>
+        </w:tc>
+        <w:tc>
+          <w:tcPr>
+            <w:tcW w:type="dxa" w:w="6768"/>
+            <w:tcMar>
+              <w:top w:w="100" w:type="dxa"/>
+              <w:bottom w:w="100" w:type="dxa"/>
+              <w:left w:w="140" w:type="dxa"/>
+              <w:right w:w="140" w:type="dxa"/>
+            </w:tcMar>
+          </w:tcPr>
+          <w:p>
+            <w:pPr>
+              <w:spacing w:before="0" w:after="0" w:line="276" w:lineRule="auto"/>
+              <w:jc w:val="left"/>
+            </w:pPr>
+            <w:r>
+              <w:rPr>
+                <w:rFonts w:ascii="Calibri" w:hAnsi="Calibri"/>
+                <w:color w:val="000000"/>
+                <w:sz w:val="21"/>
+              </w:rPr>
+              <w:t>C</w:t>
+            </w:r>
+          </w:p>
+        </w:tc>
+      </w:tr>
+      <w:tr>
+        <w:tc>
+          <w:tcPr>
+            <w:tcW w:type="dxa" w:w="2592"/>
+            <w:tcMar>
+              <w:top w:w="100" w:type="dxa"/>
+              <w:bottom w:w="100" w:type="dxa"/>
+              <w:left w:w="140" w:type="dxa"/>
+              <w:right w:w="140" w:type="dxa"/>
+            </w:tcMar>
+          </w:tcPr>
+          <w:p>
+            <w:pPr>
+              <w:spacing w:before="0" w:after="0" w:line="276" w:lineRule="auto"/>
+              <w:jc w:val="left"/>
+            </w:pPr>
+            <w:r>
+              <w:rPr>
+                <w:rFonts w:ascii="Calibri" w:hAnsi="Calibri"/>
+                <w:b/>
+                <w:color w:val="000000"/>
+                <w:sz w:val="21"/>
+              </w:rPr>
+              <w:t>SUBJECT</w:t>
+            </w:r>
+          </w:p>
+        </w:tc>
+        <w:tc>
+          <w:tcPr>
+            <w:tcW w:type="dxa" w:w="6768"/>
+            <w:tcMar>
+              <w:top w:w="100" w:type="dxa"/>
+              <w:bottom w:w="100" w:type="dxa"/>
+              <w:left w:w="140" w:type="dxa"/>
+              <w:right w:w="140" w:type="dxa"/>
+            </w:tcMar>
+          </w:tcPr>
+          <w:p>
+            <w:pPr>
+              <w:spacing w:before="0" w:after="0" w:line="276" w:lineRule="auto"/>
+              <w:jc w:val="left"/>
+            </w:pPr>
+            <w:r>
+              <w:rPr>
+                <w:rFonts w:ascii="Calibri" w:hAnsi="Calibri"/>
+                <w:color w:val="000000"/>
+                <w:sz w:val="21"/>
+              </w:rPr>
+              <w:t>WDL LAB</w:t>
+            </w:r>
+          </w:p>
+        </w:tc>
+      </w:tr>
+      <w:tr>
+        <w:tc>
+          <w:tcPr>
+            <w:tcW w:type="dxa" w:w="2592"/>
+            <w:tcMar>
+              <w:top w:w="100" w:type="dxa"/>
+              <w:bottom w:w="100" w:type="dxa"/>
+              <w:left w:w="140" w:type="dxa"/>
+              <w:right w:w="140" w:type="dxa"/>
+            </w:tcMar>
+          </w:tcPr>
+          <w:p>
+            <w:pPr>
+              <w:spacing w:before="0" w:after="0" w:line="276" w:lineRule="auto"/>
+              <w:jc w:val="left"/>
+            </w:pPr>
+            <w:r>
+              <w:rPr>
+                <w:rFonts w:ascii="Calibri" w:hAnsi="Calibri"/>
+                <w:b/>
+                <w:color w:val="000000"/>
+                <w:sz w:val="21"/>
+              </w:rPr>
+              <w:t>FACULTY</w:t>
+            </w:r>
+          </w:p>
+        </w:tc>
+        <w:tc>
+          <w:tcPr>
+            <w:tcW w:type="dxa" w:w="6768"/>
+            <w:tcMar>
+              <w:top w:w="100" w:type="dxa"/>
+              <w:bottom w:w="100" w:type="dxa"/>
+              <w:left w:w="140" w:type="dxa"/>
+              <w:right w:w="140" w:type="dxa"/>
+            </w:tcMar>
+          </w:tcPr>
+          <w:p>
+            <w:pPr>
+              <w:spacing w:before="0" w:after="0" w:line="276" w:lineRule="auto"/>
+              <w:jc w:val="left"/>
+            </w:pPr>
+            <w:r>
+              <w:rPr>
+                <w:rFonts w:ascii="Calibri" w:hAnsi="Calibri"/>
+                <w:color w:val="000000"/>
+                <w:sz w:val="21"/>
+              </w:rPr>
+              <w:t>Dr. Ravindra Sangle</w:t>
+            </w:r>
+          </w:p>
+        </w:tc>
+      </w:tr>
+    </w:tbl>
+    <w:p/>
     <w:p>
       <w:pPr>
         <w:jc w:val="center"/>

--- a/Lab Manual Docs/Exp_08_Interaction_Design_and_UML.docx
+++ b/Lab Manual Docs/Exp_08_Interaction_Design_and_UML.docx
@@ -17,8 +17,8 @@
         </w:tblBorders>
       </w:tblPr>
       <w:tblGrid>
-        <w:gridCol w:w="4320"/>
-        <w:gridCol w:w="4320"/>
+        <w:gridCol w:w="4680"/>
+        <w:gridCol w:w="4680"/>
       </w:tblGrid>
       <w:tr>
         <w:tc>
@@ -356,7 +356,7 @@
         <w:rPr>
           <w:rFonts w:ascii="Calibri" w:hAnsi="Calibri"/>
           <w:b/>
-          <w:color w:val="555555"/>
+          <w:color w:val="444444"/>
           <w:sz w:val="26"/>
         </w:rPr>
         <w:t>SOFTWARE ENGINEERING &amp; WEB DEVELOPMENT LAB MANUAL</w:t>
@@ -370,7 +370,7 @@
         <w:rPr>
           <w:rFonts w:ascii="Calibri" w:hAnsi="Calibri"/>
           <w:i/>
-          <w:color w:val="7F8C8D"/>
+          <w:color w:val="666666"/>
           <w:sz w:val="20"/>
         </w:rPr>
         <w:t>PROJECT CASE STUDY: LEDGERLY — INVOICE &amp; QUOTATION GENERATOR PWA</w:t>
@@ -379,6 +379,7 @@
     <w:p>
       <w:pPr>
         <w:pStyle w:val="Heading1"/>
+        <w:spacing w:before="280" w:after="80"/>
         <w:jc w:val="left"/>
       </w:pPr>
       <w:r>
@@ -386,7 +387,7 @@
           <w:rFonts w:ascii="Calibri" w:hAnsi="Calibri"/>
           <w:b/>
           <w:color w:val="1B4D4B"/>
-          <w:sz w:val="32"/>
+          <w:sz w:val="30"/>
         </w:rPr>
         <w:t>Experiment No. 8: Interaction Design and Detailed UML Artifacts</w:t>
       </w:r>
@@ -395,101 +396,1222 @@
     <w:p>
       <w:pPr>
         <w:pStyle w:val="Heading2"/>
+        <w:spacing w:before="200" w:after="60"/>
       </w:pPr>
       <w:r>
         <w:rPr>
           <w:rFonts w:ascii="Calibri" w:hAnsi="Calibri"/>
           <w:b/>
           <w:color w:val="2C3E50"/>
-          <w:sz w:val="26"/>
+          <w:sz w:val="25"/>
         </w:rPr>
-        <w:t>1. Pre-Requisites</w:t>
+        <w:t>1. Aim &amp; Objectives</w:t>
       </w:r>
     </w:p>
     <w:p>
+      <w:pPr>
+        <w:spacing w:before="0" w:after="90" w:line="276" w:lineRule="auto"/>
+      </w:pPr>
       <w:r>
-        <w:t>• Proficiency in Human-Computer Interaction (HCI) concepts: Personas, Scenarios, Task Flows, and Wireframing.</w:t>
-        <w:br/>
-        <w:t>• Familiarity with Nielsen's 10 Usability Heuristics and Shneiderman's 8 Golden Rules.</w:t>
-        <w:br/>
-        <w:t>• Knowledge of UML behavioral (Sequence, Activity) and structural (Class, Component) diagrams.</w:t>
+        <w:rPr>
+          <w:rFonts w:ascii="Calibri" w:hAnsi="Calibri"/>
+          <w:color w:val="1A202C"/>
+          <w:sz w:val="21"/>
+        </w:rPr>
+        <w:t>The objective of this experiment is to construct comprehensive structural, behavioral, and architectural UML diagrams modeling object interactions, lifecycles, and deployment topologies in Ledgerly.</w:t>
+      </w:r>
+    </w:p>
+    <w:p>
+      <w:pPr>
+        <w:spacing w:before="0" w:after="90" w:line="276" w:lineRule="auto"/>
+      </w:pPr>
+      <w:r>
+        <w:rPr>
+          <w:rFonts w:ascii="Calibri" w:hAnsi="Calibri"/>
+          <w:color w:val="1A202C"/>
+          <w:sz w:val="21"/>
+        </w:rPr>
+        <w:t>Key Specific Objectives:</w:t>
+      </w:r>
+    </w:p>
+    <w:p>
+      <w:pPr>
+        <w:pStyle w:val="ListBullet"/>
+        <w:spacing w:before="0" w:after="50" w:line="276" w:lineRule="auto"/>
+      </w:pPr>
+      <w:r>
+        <w:rPr>
+          <w:rFonts w:ascii="Calibri" w:hAnsi="Calibri"/>
+          <w:b/>
+          <w:color w:val="1A202C"/>
+          <w:sz w:val="21"/>
+        </w:rPr>
+        <w:t xml:space="preserve">Interaction Design: </w:t>
+      </w:r>
+      <w:r>
+        <w:rPr>
+          <w:rFonts w:ascii="Calibri" w:hAnsi="Calibri"/>
+          <w:color w:val="1A202C"/>
+          <w:sz w:val="21"/>
+        </w:rPr>
+        <w:t>Construct UML Sequence Diagrams capturing synchronous and asynchronous message exchanges during invoice creation and payment settlement.</w:t>
+      </w:r>
+    </w:p>
+    <w:p>
+      <w:pPr>
+        <w:pStyle w:val="ListBullet"/>
+        <w:spacing w:before="0" w:after="50" w:line="276" w:lineRule="auto"/>
+      </w:pPr>
+      <w:r>
+        <w:rPr>
+          <w:rFonts w:ascii="Calibri" w:hAnsi="Calibri"/>
+          <w:b/>
+          <w:color w:val="1A202C"/>
+          <w:sz w:val="21"/>
+        </w:rPr>
+        <w:t xml:space="preserve">Structural Modeling: </w:t>
+      </w:r>
+      <w:r>
+        <w:rPr>
+          <w:rFonts w:ascii="Calibri" w:hAnsi="Calibri"/>
+          <w:color w:val="1A202C"/>
+          <w:sz w:val="21"/>
+        </w:rPr>
+        <w:t>Design a formal UML Class Diagram modeling financial entities, attributes, visibility modifiers (+, -, #), and associative relationships.</w:t>
+      </w:r>
+    </w:p>
+    <w:p>
+      <w:pPr>
+        <w:pStyle w:val="ListBullet"/>
+        <w:spacing w:before="0" w:after="50" w:line="276" w:lineRule="auto"/>
+      </w:pPr>
+      <w:r>
+        <w:rPr>
+          <w:rFonts w:ascii="Calibri" w:hAnsi="Calibri"/>
+          <w:b/>
+          <w:color w:val="1A202C"/>
+          <w:sz w:val="21"/>
+        </w:rPr>
+        <w:t xml:space="preserve">Behavioral State: </w:t>
+      </w:r>
+      <w:r>
+        <w:rPr>
+          <w:rFonts w:ascii="Calibri" w:hAnsi="Calibri"/>
+          <w:color w:val="1A202C"/>
+          <w:sz w:val="21"/>
+        </w:rPr>
+        <w:t>Model the dynamic lifecycle of invoice documents using a UML State Machine Diagram.</w:t>
+      </w:r>
+    </w:p>
+    <w:p>
+      <w:pPr>
+        <w:pStyle w:val="ListBullet"/>
+        <w:spacing w:before="0" w:after="50" w:line="276" w:lineRule="auto"/>
+      </w:pPr>
+      <w:r>
+        <w:rPr>
+          <w:rFonts w:ascii="Calibri" w:hAnsi="Calibri"/>
+          <w:b/>
+          <w:color w:val="1A202C"/>
+          <w:sz w:val="21"/>
+        </w:rPr>
+        <w:t xml:space="preserve">System Topology: </w:t>
+      </w:r>
+      <w:r>
+        <w:rPr>
+          <w:rFonts w:ascii="Calibri" w:hAnsi="Calibri"/>
+          <w:color w:val="1A202C"/>
+          <w:sz w:val="21"/>
+        </w:rPr>
+        <w:t>Illustrate the physical runtime tier using UML Component and Deployment Diagrams.</w:t>
       </w:r>
     </w:p>
     <w:p>
       <w:pPr>
         <w:pStyle w:val="Heading2"/>
+        <w:spacing w:before="200" w:after="60"/>
       </w:pPr>
       <w:r>
         <w:rPr>
           <w:rFonts w:ascii="Calibri" w:hAnsi="Calibri"/>
           <w:b/>
           <w:color w:val="2C3E50"/>
-          <w:sz w:val="26"/>
+          <w:sz w:val="25"/>
         </w:rPr>
-        <w:t>2. Objective</w:t>
+        <w:t>2. Pre-Requisites</w:t>
       </w:r>
     </w:p>
     <w:p>
+      <w:pPr>
+        <w:pStyle w:val="ListBullet"/>
+        <w:spacing w:before="0" w:after="50" w:line="276" w:lineRule="auto"/>
+      </w:pPr>
       <w:r>
-        <w:t>To develop an interaction design model and prepare UML design artifacts for Ledgerly, including user personas, task flows, wireframes, Class Diagram, Sequence Diagrams, and Component Hierarchy.</w:t>
+        <w:rPr>
+          <w:rFonts w:ascii="Calibri" w:hAnsi="Calibri"/>
+          <w:color w:val="1A202C"/>
+          <w:sz w:val="21"/>
+        </w:rPr>
+        <w:t>UML 2.5 Specification standards (OMG Object Management Group).</w:t>
+      </w:r>
+    </w:p>
+    <w:p>
+      <w:pPr>
+        <w:pStyle w:val="ListBullet"/>
+        <w:spacing w:before="0" w:after="50" w:line="276" w:lineRule="auto"/>
+      </w:pPr>
+      <w:r>
+        <w:rPr>
+          <w:rFonts w:ascii="Calibri" w:hAnsi="Calibri"/>
+          <w:color w:val="1A202C"/>
+          <w:sz w:val="21"/>
+        </w:rPr>
+        <w:t>Distinction between structural diagrams (Class, Component, Deployment) and behavioral diagrams (Sequence, State Machine, Activity).</w:t>
       </w:r>
     </w:p>
     <w:p>
       <w:pPr>
         <w:pStyle w:val="Heading2"/>
+        <w:spacing w:before="200" w:after="60"/>
       </w:pPr>
       <w:r>
         <w:rPr>
           <w:rFonts w:ascii="Calibri" w:hAnsi="Calibri"/>
           <w:b/>
           <w:color w:val="2C3E50"/>
-          <w:sz w:val="26"/>
+          <w:sz w:val="25"/>
         </w:rPr>
-        <w:t>3. User Personas</w:t>
+        <w:t>Hardware &amp; Software Requirements</w:t>
       </w:r>
     </w:p>
-    <w:p>
-      <w:r>
-        <w:t>Persona 1: Rohan Patil (Freelance Web Developer, Age 24)</w:t>
-        <w:br/>
-        <w:t>• Goals: Send polished quotations to international &amp; domestic clients; receive payment via UPI.</w:t>
-        <w:br/>
-        <w:t>• Pain Points: Heavy accounting software with monthly subscription charges; spreadsheet calculation errors.</w:t>
-        <w:br/>
-        <w:br/>
-        <w:t>Persona 2: Meera Sharma (Boutique &amp; Retail Agency Owner, Age 38)</w:t>
-        <w:br/>
-        <w:t>• Goals: Create GST-compliant invoices with CGST/SGST breakdowns; track clients with overdue partial payments.</w:t>
-        <w:br/>
-        <w:t>• Pain Points: Losing customer records when switching devices; complex tax filing preparations.</w:t>
-      </w:r>
-    </w:p>
+    <w:tbl>
+      <w:tblPr>
+        <w:tblW w:type="auto" w:w="0"/>
+        <w:jc w:val="center"/>
+        <w:tblLayout w:type="fixed"/>
+        <w:tblLook w:firstColumn="1" w:firstRow="1" w:lastColumn="0" w:lastRow="0" w:noHBand="0" w:noVBand="1" w:val="04A0"/>
+        <w:tblBorders>
+          <w:top w:val="single" w:sz="4" w:space="0" w:color="D1D5DB"/>
+          <w:left w:val="single" w:sz="4" w:space="0" w:color="D1D5DB"/>
+          <w:bottom w:val="single" w:sz="4" w:space="0" w:color="D1D5DB"/>
+          <w:right w:val="single" w:sz="4" w:space="0" w:color="D1D5DB"/>
+          <w:insideH w:val="single" w:sz="4" w:space="0" w:color="D1D5DB"/>
+          <w:insideV w:val="single" w:sz="4" w:space="0" w:color="D1D5DB"/>
+        </w:tblBorders>
+      </w:tblPr>
+      <w:tblGrid>
+        <w:gridCol w:w="3120"/>
+        <w:gridCol w:w="3120"/>
+        <w:gridCol w:w="3120"/>
+      </w:tblGrid>
+      <w:tr>
+        <w:tc>
+          <w:tcPr>
+            <w:tcW w:type="dxa" w:w="2160"/>
+            <w:shd w:val="clear" w:color="auto" w:fill="1B4D4B"/>
+            <w:tcMar>
+              <w:top w:w="120" w:type="dxa"/>
+              <w:bottom w:w="120" w:type="dxa"/>
+              <w:left w:w="140" w:type="dxa"/>
+              <w:right w:w="140" w:type="dxa"/>
+            </w:tcMar>
+          </w:tcPr>
+          <w:p>
+            <w:pPr>
+              <w:spacing w:before="0" w:after="0"/>
+              <w:jc w:val="left"/>
+            </w:pPr>
+            <w:r>
+              <w:rPr>
+                <w:rFonts w:ascii="Calibri" w:hAnsi="Calibri"/>
+                <w:b/>
+                <w:color w:val="FFFFFF"/>
+                <w:sz w:val="20"/>
+              </w:rPr>
+              <w:t>Category</w:t>
+            </w:r>
+          </w:p>
+        </w:tc>
+        <w:tc>
+          <w:tcPr>
+            <w:tcW w:type="dxa" w:w="3168"/>
+            <w:shd w:val="clear" w:color="auto" w:fill="1B4D4B"/>
+            <w:tcMar>
+              <w:top w:w="120" w:type="dxa"/>
+              <w:bottom w:w="120" w:type="dxa"/>
+              <w:left w:w="140" w:type="dxa"/>
+              <w:right w:w="140" w:type="dxa"/>
+            </w:tcMar>
+          </w:tcPr>
+          <w:p>
+            <w:pPr>
+              <w:spacing w:before="0" w:after="0"/>
+              <w:jc w:val="left"/>
+            </w:pPr>
+            <w:r>
+              <w:rPr>
+                <w:rFonts w:ascii="Calibri" w:hAnsi="Calibri"/>
+                <w:b/>
+                <w:color w:val="FFFFFF"/>
+                <w:sz w:val="20"/>
+              </w:rPr>
+              <w:t>Component / Specification</w:t>
+            </w:r>
+          </w:p>
+        </w:tc>
+        <w:tc>
+          <w:tcPr>
+            <w:tcW w:type="dxa" w:w="4032"/>
+            <w:shd w:val="clear" w:color="auto" w:fill="1B4D4B"/>
+            <w:tcMar>
+              <w:top w:w="120" w:type="dxa"/>
+              <w:bottom w:w="120" w:type="dxa"/>
+              <w:left w:w="140" w:type="dxa"/>
+              <w:right w:w="140" w:type="dxa"/>
+            </w:tcMar>
+          </w:tcPr>
+          <w:p>
+            <w:pPr>
+              <w:spacing w:before="0" w:after="0"/>
+              <w:jc w:val="left"/>
+            </w:pPr>
+            <w:r>
+              <w:rPr>
+                <w:rFonts w:ascii="Calibri" w:hAnsi="Calibri"/>
+                <w:b/>
+                <w:color w:val="FFFFFF"/>
+                <w:sz w:val="20"/>
+              </w:rPr>
+              <w:t>Minimum Recommended Configuration</w:t>
+            </w:r>
+          </w:p>
+        </w:tc>
+      </w:tr>
+      <w:tr>
+        <w:tc>
+          <w:tcPr>
+            <w:tcW w:type="dxa" w:w="2160"/>
+            <w:shd w:val="clear" w:color="auto" w:fill="FFFFFF"/>
+            <w:tcMar>
+              <w:top w:w="100" w:type="dxa"/>
+              <w:bottom w:w="100" w:type="dxa"/>
+              <w:left w:w="140" w:type="dxa"/>
+              <w:right w:w="140" w:type="dxa"/>
+            </w:tcMar>
+          </w:tcPr>
+          <w:p>
+            <w:pPr>
+              <w:spacing w:before="0" w:after="0" w:line="276" w:lineRule="auto"/>
+              <w:jc w:val="left"/>
+            </w:pPr>
+            <w:r>
+              <w:rPr>
+                <w:rFonts w:ascii="Calibri" w:hAnsi="Calibri"/>
+                <w:color w:val="1A202C"/>
+                <w:sz w:val="19"/>
+              </w:rPr>
+              <w:t>Hardware</w:t>
+            </w:r>
+          </w:p>
+        </w:tc>
+        <w:tc>
+          <w:tcPr>
+            <w:tcW w:type="dxa" w:w="3168"/>
+            <w:shd w:val="clear" w:color="auto" w:fill="FFFFFF"/>
+            <w:tcMar>
+              <w:top w:w="100" w:type="dxa"/>
+              <w:bottom w:w="100" w:type="dxa"/>
+              <w:left w:w="140" w:type="dxa"/>
+              <w:right w:w="140" w:type="dxa"/>
+            </w:tcMar>
+          </w:tcPr>
+          <w:p>
+            <w:pPr>
+              <w:spacing w:before="0" w:after="0" w:line="276" w:lineRule="auto"/>
+              <w:jc w:val="left"/>
+            </w:pPr>
+            <w:r>
+              <w:rPr>
+                <w:rFonts w:ascii="Calibri" w:hAnsi="Calibri"/>
+                <w:color w:val="1A202C"/>
+                <w:sz w:val="19"/>
+              </w:rPr>
+              <w:t>Processor / CPU</w:t>
+            </w:r>
+          </w:p>
+        </w:tc>
+        <w:tc>
+          <w:tcPr>
+            <w:tcW w:type="dxa" w:w="4032"/>
+            <w:shd w:val="clear" w:color="auto" w:fill="FFFFFF"/>
+            <w:tcMar>
+              <w:top w:w="100" w:type="dxa"/>
+              <w:bottom w:w="100" w:type="dxa"/>
+              <w:left w:w="140" w:type="dxa"/>
+              <w:right w:w="140" w:type="dxa"/>
+            </w:tcMar>
+          </w:tcPr>
+          <w:p>
+            <w:pPr>
+              <w:spacing w:before="0" w:after="0" w:line="276" w:lineRule="auto"/>
+              <w:jc w:val="left"/>
+            </w:pPr>
+            <w:r>
+              <w:rPr>
+                <w:rFonts w:ascii="Calibri" w:hAnsi="Calibri"/>
+                <w:color w:val="1A202C"/>
+                <w:sz w:val="19"/>
+              </w:rPr>
+              <w:t>Intel Core i5 / AMD Ryzen 5 or higher (minimum 2.0 GHz)</w:t>
+            </w:r>
+          </w:p>
+        </w:tc>
+      </w:tr>
+      <w:tr>
+        <w:tc>
+          <w:tcPr>
+            <w:tcW w:type="dxa" w:w="2160"/>
+            <w:shd w:val="clear" w:color="auto" w:fill="F7FAFC"/>
+            <w:tcMar>
+              <w:top w:w="100" w:type="dxa"/>
+              <w:bottom w:w="100" w:type="dxa"/>
+              <w:left w:w="140" w:type="dxa"/>
+              <w:right w:w="140" w:type="dxa"/>
+            </w:tcMar>
+          </w:tcPr>
+          <w:p>
+            <w:pPr>
+              <w:spacing w:before="0" w:after="0" w:line="276" w:lineRule="auto"/>
+              <w:jc w:val="left"/>
+            </w:pPr>
+            <w:r>
+              <w:rPr>
+                <w:rFonts w:ascii="Calibri" w:hAnsi="Calibri"/>
+                <w:color w:val="1A202C"/>
+                <w:sz w:val="19"/>
+              </w:rPr>
+              <w:t>Hardware</w:t>
+            </w:r>
+          </w:p>
+        </w:tc>
+        <w:tc>
+          <w:tcPr>
+            <w:tcW w:type="dxa" w:w="3168"/>
+            <w:shd w:val="clear" w:color="auto" w:fill="F7FAFC"/>
+            <w:tcMar>
+              <w:top w:w="100" w:type="dxa"/>
+              <w:bottom w:w="100" w:type="dxa"/>
+              <w:left w:w="140" w:type="dxa"/>
+              <w:right w:w="140" w:type="dxa"/>
+            </w:tcMar>
+          </w:tcPr>
+          <w:p>
+            <w:pPr>
+              <w:spacing w:before="0" w:after="0" w:line="276" w:lineRule="auto"/>
+              <w:jc w:val="left"/>
+            </w:pPr>
+            <w:r>
+              <w:rPr>
+                <w:rFonts w:ascii="Calibri" w:hAnsi="Calibri"/>
+                <w:color w:val="1A202C"/>
+                <w:sz w:val="19"/>
+              </w:rPr>
+              <w:t>System Memory (RAM)</w:t>
+            </w:r>
+          </w:p>
+        </w:tc>
+        <w:tc>
+          <w:tcPr>
+            <w:tcW w:type="dxa" w:w="4032"/>
+            <w:shd w:val="clear" w:color="auto" w:fill="F7FAFC"/>
+            <w:tcMar>
+              <w:top w:w="100" w:type="dxa"/>
+              <w:bottom w:w="100" w:type="dxa"/>
+              <w:left w:w="140" w:type="dxa"/>
+              <w:right w:w="140" w:type="dxa"/>
+            </w:tcMar>
+          </w:tcPr>
+          <w:p>
+            <w:pPr>
+              <w:spacing w:before="0" w:after="0" w:line="276" w:lineRule="auto"/>
+              <w:jc w:val="left"/>
+            </w:pPr>
+            <w:r>
+              <w:rPr>
+                <w:rFonts w:ascii="Calibri" w:hAnsi="Calibri"/>
+                <w:color w:val="1A202C"/>
+                <w:sz w:val="19"/>
+              </w:rPr>
+              <w:t>8.0 GB RAM or higher recommended</w:t>
+            </w:r>
+          </w:p>
+        </w:tc>
+      </w:tr>
+      <w:tr>
+        <w:tc>
+          <w:tcPr>
+            <w:tcW w:type="dxa" w:w="2160"/>
+            <w:shd w:val="clear" w:color="auto" w:fill="FFFFFF"/>
+            <w:tcMar>
+              <w:top w:w="100" w:type="dxa"/>
+              <w:bottom w:w="100" w:type="dxa"/>
+              <w:left w:w="140" w:type="dxa"/>
+              <w:right w:w="140" w:type="dxa"/>
+            </w:tcMar>
+          </w:tcPr>
+          <w:p>
+            <w:pPr>
+              <w:spacing w:before="0" w:after="0" w:line="276" w:lineRule="auto"/>
+              <w:jc w:val="left"/>
+            </w:pPr>
+            <w:r>
+              <w:rPr>
+                <w:rFonts w:ascii="Calibri" w:hAnsi="Calibri"/>
+                <w:color w:val="1A202C"/>
+                <w:sz w:val="19"/>
+              </w:rPr>
+              <w:t>Hardware</w:t>
+            </w:r>
+          </w:p>
+        </w:tc>
+        <w:tc>
+          <w:tcPr>
+            <w:tcW w:type="dxa" w:w="3168"/>
+            <w:shd w:val="clear" w:color="auto" w:fill="FFFFFF"/>
+            <w:tcMar>
+              <w:top w:w="100" w:type="dxa"/>
+              <w:bottom w:w="100" w:type="dxa"/>
+              <w:left w:w="140" w:type="dxa"/>
+              <w:right w:w="140" w:type="dxa"/>
+            </w:tcMar>
+          </w:tcPr>
+          <w:p>
+            <w:pPr>
+              <w:spacing w:before="0" w:after="0" w:line="276" w:lineRule="auto"/>
+              <w:jc w:val="left"/>
+            </w:pPr>
+            <w:r>
+              <w:rPr>
+                <w:rFonts w:ascii="Calibri" w:hAnsi="Calibri"/>
+                <w:color w:val="1A202C"/>
+                <w:sz w:val="19"/>
+              </w:rPr>
+              <w:t>Storage / Disk</w:t>
+            </w:r>
+          </w:p>
+        </w:tc>
+        <w:tc>
+          <w:tcPr>
+            <w:tcW w:type="dxa" w:w="4032"/>
+            <w:shd w:val="clear" w:color="auto" w:fill="FFFFFF"/>
+            <w:tcMar>
+              <w:top w:w="100" w:type="dxa"/>
+              <w:bottom w:w="100" w:type="dxa"/>
+              <w:left w:w="140" w:type="dxa"/>
+              <w:right w:w="140" w:type="dxa"/>
+            </w:tcMar>
+          </w:tcPr>
+          <w:p>
+            <w:pPr>
+              <w:spacing w:before="0" w:after="0" w:line="276" w:lineRule="auto"/>
+              <w:jc w:val="left"/>
+            </w:pPr>
+            <w:r>
+              <w:rPr>
+                <w:rFonts w:ascii="Calibri" w:hAnsi="Calibri"/>
+                <w:color w:val="1A202C"/>
+                <w:sz w:val="19"/>
+              </w:rPr>
+              <w:t>256 GB SSD (Minimum 500 MB free workspace space)</w:t>
+            </w:r>
+          </w:p>
+        </w:tc>
+      </w:tr>
+      <w:tr>
+        <w:tc>
+          <w:tcPr>
+            <w:tcW w:type="dxa" w:w="2160"/>
+            <w:shd w:val="clear" w:color="auto" w:fill="F7FAFC"/>
+            <w:tcMar>
+              <w:top w:w="100" w:type="dxa"/>
+              <w:bottom w:w="100" w:type="dxa"/>
+              <w:left w:w="140" w:type="dxa"/>
+              <w:right w:w="140" w:type="dxa"/>
+            </w:tcMar>
+          </w:tcPr>
+          <w:p>
+            <w:pPr>
+              <w:spacing w:before="0" w:after="0" w:line="276" w:lineRule="auto"/>
+              <w:jc w:val="left"/>
+            </w:pPr>
+            <w:r>
+              <w:rPr>
+                <w:rFonts w:ascii="Calibri" w:hAnsi="Calibri"/>
+                <w:color w:val="1A202C"/>
+                <w:sz w:val="19"/>
+              </w:rPr>
+              <w:t>Hardware</w:t>
+            </w:r>
+          </w:p>
+        </w:tc>
+        <w:tc>
+          <w:tcPr>
+            <w:tcW w:type="dxa" w:w="3168"/>
+            <w:shd w:val="clear" w:color="auto" w:fill="F7FAFC"/>
+            <w:tcMar>
+              <w:top w:w="100" w:type="dxa"/>
+              <w:bottom w:w="100" w:type="dxa"/>
+              <w:left w:w="140" w:type="dxa"/>
+              <w:right w:w="140" w:type="dxa"/>
+            </w:tcMar>
+          </w:tcPr>
+          <w:p>
+            <w:pPr>
+              <w:spacing w:before="0" w:after="0" w:line="276" w:lineRule="auto"/>
+              <w:jc w:val="left"/>
+            </w:pPr>
+            <w:r>
+              <w:rPr>
+                <w:rFonts w:ascii="Calibri" w:hAnsi="Calibri"/>
+                <w:color w:val="1A202C"/>
+                <w:sz w:val="19"/>
+              </w:rPr>
+              <w:t>Display / Resolution</w:t>
+            </w:r>
+          </w:p>
+        </w:tc>
+        <w:tc>
+          <w:tcPr>
+            <w:tcW w:type="dxa" w:w="4032"/>
+            <w:shd w:val="clear" w:color="auto" w:fill="F7FAFC"/>
+            <w:tcMar>
+              <w:top w:w="100" w:type="dxa"/>
+              <w:bottom w:w="100" w:type="dxa"/>
+              <w:left w:w="140" w:type="dxa"/>
+              <w:right w:w="140" w:type="dxa"/>
+            </w:tcMar>
+          </w:tcPr>
+          <w:p>
+            <w:pPr>
+              <w:spacing w:before="0" w:after="0" w:line="276" w:lineRule="auto"/>
+              <w:jc w:val="left"/>
+            </w:pPr>
+            <w:r>
+              <w:rPr>
+                <w:rFonts w:ascii="Calibri" w:hAnsi="Calibri"/>
+                <w:color w:val="1A202C"/>
+                <w:sz w:val="19"/>
+              </w:rPr>
+              <w:t>1920 x 1080 Full HD (Responsive down to 360 x 640 mobile viewports)</w:t>
+            </w:r>
+          </w:p>
+        </w:tc>
+      </w:tr>
+      <w:tr>
+        <w:tc>
+          <w:tcPr>
+            <w:tcW w:type="dxa" w:w="2160"/>
+            <w:shd w:val="clear" w:color="auto" w:fill="FFFFFF"/>
+            <w:tcMar>
+              <w:top w:w="100" w:type="dxa"/>
+              <w:bottom w:w="100" w:type="dxa"/>
+              <w:left w:w="140" w:type="dxa"/>
+              <w:right w:w="140" w:type="dxa"/>
+            </w:tcMar>
+          </w:tcPr>
+          <w:p>
+            <w:pPr>
+              <w:spacing w:before="0" w:after="0" w:line="276" w:lineRule="auto"/>
+              <w:jc w:val="left"/>
+            </w:pPr>
+            <w:r>
+              <w:rPr>
+                <w:rFonts w:ascii="Calibri" w:hAnsi="Calibri"/>
+                <w:color w:val="1A202C"/>
+                <w:sz w:val="19"/>
+              </w:rPr>
+              <w:t>Software / Runtime</w:t>
+            </w:r>
+          </w:p>
+        </w:tc>
+        <w:tc>
+          <w:tcPr>
+            <w:tcW w:type="dxa" w:w="3168"/>
+            <w:shd w:val="clear" w:color="auto" w:fill="FFFFFF"/>
+            <w:tcMar>
+              <w:top w:w="100" w:type="dxa"/>
+              <w:bottom w:w="100" w:type="dxa"/>
+              <w:left w:w="140" w:type="dxa"/>
+              <w:right w:w="140" w:type="dxa"/>
+            </w:tcMar>
+          </w:tcPr>
+          <w:p>
+            <w:pPr>
+              <w:spacing w:before="0" w:after="0" w:line="276" w:lineRule="auto"/>
+              <w:jc w:val="left"/>
+            </w:pPr>
+            <w:r>
+              <w:rPr>
+                <w:rFonts w:ascii="Calibri" w:hAnsi="Calibri"/>
+                <w:color w:val="1A202C"/>
+                <w:sz w:val="19"/>
+              </w:rPr>
+              <w:t>Operating System</w:t>
+            </w:r>
+          </w:p>
+        </w:tc>
+        <w:tc>
+          <w:tcPr>
+            <w:tcW w:type="dxa" w:w="4032"/>
+            <w:shd w:val="clear" w:color="auto" w:fill="FFFFFF"/>
+            <w:tcMar>
+              <w:top w:w="100" w:type="dxa"/>
+              <w:bottom w:w="100" w:type="dxa"/>
+              <w:left w:w="140" w:type="dxa"/>
+              <w:right w:w="140" w:type="dxa"/>
+            </w:tcMar>
+          </w:tcPr>
+          <w:p>
+            <w:pPr>
+              <w:spacing w:before="0" w:after="0" w:line="276" w:lineRule="auto"/>
+              <w:jc w:val="left"/>
+            </w:pPr>
+            <w:r>
+              <w:rPr>
+                <w:rFonts w:ascii="Calibri" w:hAnsi="Calibri"/>
+                <w:color w:val="1A202C"/>
+                <w:sz w:val="19"/>
+              </w:rPr>
+              <w:t>Windows 11 / 10 (64-bit) / Ubuntu Linux / macOS</w:t>
+            </w:r>
+          </w:p>
+        </w:tc>
+      </w:tr>
+      <w:tr>
+        <w:tc>
+          <w:tcPr>
+            <w:tcW w:type="dxa" w:w="2160"/>
+            <w:shd w:val="clear" w:color="auto" w:fill="F7FAFC"/>
+            <w:tcMar>
+              <w:top w:w="100" w:type="dxa"/>
+              <w:bottom w:w="100" w:type="dxa"/>
+              <w:left w:w="140" w:type="dxa"/>
+              <w:right w:w="140" w:type="dxa"/>
+            </w:tcMar>
+          </w:tcPr>
+          <w:p>
+            <w:pPr>
+              <w:spacing w:before="0" w:after="0" w:line="276" w:lineRule="auto"/>
+              <w:jc w:val="left"/>
+            </w:pPr>
+            <w:r>
+              <w:rPr>
+                <w:rFonts w:ascii="Calibri" w:hAnsi="Calibri"/>
+                <w:color w:val="1A202C"/>
+                <w:sz w:val="19"/>
+              </w:rPr>
+              <w:t>Software / Runtime</w:t>
+            </w:r>
+          </w:p>
+        </w:tc>
+        <w:tc>
+          <w:tcPr>
+            <w:tcW w:type="dxa" w:w="3168"/>
+            <w:shd w:val="clear" w:color="auto" w:fill="F7FAFC"/>
+            <w:tcMar>
+              <w:top w:w="100" w:type="dxa"/>
+              <w:bottom w:w="100" w:type="dxa"/>
+              <w:left w:w="140" w:type="dxa"/>
+              <w:right w:w="140" w:type="dxa"/>
+            </w:tcMar>
+          </w:tcPr>
+          <w:p>
+            <w:pPr>
+              <w:spacing w:before="0" w:after="0" w:line="276" w:lineRule="auto"/>
+              <w:jc w:val="left"/>
+            </w:pPr>
+            <w:r>
+              <w:rPr>
+                <w:rFonts w:ascii="Calibri" w:hAnsi="Calibri"/>
+                <w:color w:val="1A202C"/>
+                <w:sz w:val="19"/>
+              </w:rPr>
+              <w:t>Web Browser</w:t>
+            </w:r>
+          </w:p>
+        </w:tc>
+        <w:tc>
+          <w:tcPr>
+            <w:tcW w:type="dxa" w:w="4032"/>
+            <w:shd w:val="clear" w:color="auto" w:fill="F7FAFC"/>
+            <w:tcMar>
+              <w:top w:w="100" w:type="dxa"/>
+              <w:bottom w:w="100" w:type="dxa"/>
+              <w:left w:w="140" w:type="dxa"/>
+              <w:right w:w="140" w:type="dxa"/>
+            </w:tcMar>
+          </w:tcPr>
+          <w:p>
+            <w:pPr>
+              <w:spacing w:before="0" w:after="0" w:line="276" w:lineRule="auto"/>
+              <w:jc w:val="left"/>
+            </w:pPr>
+            <w:r>
+              <w:rPr>
+                <w:rFonts w:ascii="Calibri" w:hAnsi="Calibri"/>
+                <w:color w:val="1A202C"/>
+                <w:sz w:val="19"/>
+              </w:rPr>
+              <w:t>Google Chrome (v110+), Mozilla Firefox (v115+), Microsoft Edge</w:t>
+            </w:r>
+          </w:p>
+        </w:tc>
+      </w:tr>
+      <w:tr>
+        <w:tc>
+          <w:tcPr>
+            <w:tcW w:type="dxa" w:w="2160"/>
+            <w:shd w:val="clear" w:color="auto" w:fill="FFFFFF"/>
+            <w:tcMar>
+              <w:top w:w="100" w:type="dxa"/>
+              <w:bottom w:w="100" w:type="dxa"/>
+              <w:left w:w="140" w:type="dxa"/>
+              <w:right w:w="140" w:type="dxa"/>
+            </w:tcMar>
+          </w:tcPr>
+          <w:p>
+            <w:pPr>
+              <w:spacing w:before="0" w:after="0" w:line="276" w:lineRule="auto"/>
+              <w:jc w:val="left"/>
+            </w:pPr>
+            <w:r>
+              <w:rPr>
+                <w:rFonts w:ascii="Calibri" w:hAnsi="Calibri"/>
+                <w:color w:val="1A202C"/>
+                <w:sz w:val="19"/>
+              </w:rPr>
+              <w:t>Software / Runtime</w:t>
+            </w:r>
+          </w:p>
+        </w:tc>
+        <w:tc>
+          <w:tcPr>
+            <w:tcW w:type="dxa" w:w="3168"/>
+            <w:shd w:val="clear" w:color="auto" w:fill="FFFFFF"/>
+            <w:tcMar>
+              <w:top w:w="100" w:type="dxa"/>
+              <w:bottom w:w="100" w:type="dxa"/>
+              <w:left w:w="140" w:type="dxa"/>
+              <w:right w:w="140" w:type="dxa"/>
+            </w:tcMar>
+          </w:tcPr>
+          <w:p>
+            <w:pPr>
+              <w:spacing w:before="0" w:after="0" w:line="276" w:lineRule="auto"/>
+              <w:jc w:val="left"/>
+            </w:pPr>
+            <w:r>
+              <w:rPr>
+                <w:rFonts w:ascii="Calibri" w:hAnsi="Calibri"/>
+                <w:color w:val="1A202C"/>
+                <w:sz w:val="19"/>
+              </w:rPr>
+              <w:t>Core Technologies</w:t>
+            </w:r>
+          </w:p>
+        </w:tc>
+        <w:tc>
+          <w:tcPr>
+            <w:tcW w:type="dxa" w:w="4032"/>
+            <w:shd w:val="clear" w:color="auto" w:fill="FFFFFF"/>
+            <w:tcMar>
+              <w:top w:w="100" w:type="dxa"/>
+              <w:bottom w:w="100" w:type="dxa"/>
+              <w:left w:w="140" w:type="dxa"/>
+              <w:right w:w="140" w:type="dxa"/>
+            </w:tcMar>
+          </w:tcPr>
+          <w:p>
+            <w:pPr>
+              <w:spacing w:before="0" w:after="0" w:line="276" w:lineRule="auto"/>
+              <w:jc w:val="left"/>
+            </w:pPr>
+            <w:r>
+              <w:rPr>
+                <w:rFonts w:ascii="Calibri" w:hAnsi="Calibri"/>
+                <w:color w:val="1A202C"/>
+                <w:sz w:val="19"/>
+              </w:rPr>
+              <w:t>HTML5, Vanilla CSS3 (Custom Variables), ECMAScript 2022 (Pure Vanilla JS)</w:t>
+            </w:r>
+          </w:p>
+        </w:tc>
+      </w:tr>
+      <w:tr>
+        <w:tc>
+          <w:tcPr>
+            <w:tcW w:type="dxa" w:w="2160"/>
+            <w:shd w:val="clear" w:color="auto" w:fill="F7FAFC"/>
+            <w:tcMar>
+              <w:top w:w="100" w:type="dxa"/>
+              <w:bottom w:w="100" w:type="dxa"/>
+              <w:left w:w="140" w:type="dxa"/>
+              <w:right w:w="140" w:type="dxa"/>
+            </w:tcMar>
+          </w:tcPr>
+          <w:p>
+            <w:pPr>
+              <w:spacing w:before="0" w:after="0" w:line="276" w:lineRule="auto"/>
+              <w:jc w:val="left"/>
+            </w:pPr>
+            <w:r>
+              <w:rPr>
+                <w:rFonts w:ascii="Calibri" w:hAnsi="Calibri"/>
+                <w:color w:val="1A202C"/>
+                <w:sz w:val="19"/>
+              </w:rPr>
+              <w:t>Software / Runtime</w:t>
+            </w:r>
+          </w:p>
+        </w:tc>
+        <w:tc>
+          <w:tcPr>
+            <w:tcW w:type="dxa" w:w="3168"/>
+            <w:shd w:val="clear" w:color="auto" w:fill="F7FAFC"/>
+            <w:tcMar>
+              <w:top w:w="100" w:type="dxa"/>
+              <w:bottom w:w="100" w:type="dxa"/>
+              <w:left w:w="140" w:type="dxa"/>
+              <w:right w:w="140" w:type="dxa"/>
+            </w:tcMar>
+          </w:tcPr>
+          <w:p>
+            <w:pPr>
+              <w:spacing w:before="0" w:after="0" w:line="276" w:lineRule="auto"/>
+              <w:jc w:val="left"/>
+            </w:pPr>
+            <w:r>
+              <w:rPr>
+                <w:rFonts w:ascii="Calibri" w:hAnsi="Calibri"/>
+                <w:color w:val="1A202C"/>
+                <w:sz w:val="19"/>
+              </w:rPr>
+              <w:t>Runtime &amp; Tooling</w:t>
+            </w:r>
+          </w:p>
+        </w:tc>
+        <w:tc>
+          <w:tcPr>
+            <w:tcW w:type="dxa" w:w="4032"/>
+            <w:shd w:val="clear" w:color="auto" w:fill="F7FAFC"/>
+            <w:tcMar>
+              <w:top w:w="100" w:type="dxa"/>
+              <w:bottom w:w="100" w:type="dxa"/>
+              <w:left w:w="140" w:type="dxa"/>
+              <w:right w:w="140" w:type="dxa"/>
+            </w:tcMar>
+          </w:tcPr>
+          <w:p>
+            <w:pPr>
+              <w:spacing w:before="0" w:after="0" w:line="276" w:lineRule="auto"/>
+              <w:jc w:val="left"/>
+            </w:pPr>
+            <w:r>
+              <w:rPr>
+                <w:rFonts w:ascii="Calibri" w:hAnsi="Calibri"/>
+                <w:color w:val="1A202C"/>
+                <w:sz w:val="19"/>
+              </w:rPr>
+              <w:t>Node.js LTS (v20+) for local asset bundling &amp; Python 3.10+ for automated testing</w:t>
+            </w:r>
+          </w:p>
+        </w:tc>
+      </w:tr>
+      <w:tr>
+        <w:tc>
+          <w:tcPr>
+            <w:tcW w:type="dxa" w:w="2160"/>
+            <w:shd w:val="clear" w:color="auto" w:fill="FFFFFF"/>
+            <w:tcMar>
+              <w:top w:w="100" w:type="dxa"/>
+              <w:bottom w:w="100" w:type="dxa"/>
+              <w:left w:w="140" w:type="dxa"/>
+              <w:right w:w="140" w:type="dxa"/>
+            </w:tcMar>
+          </w:tcPr>
+          <w:p>
+            <w:pPr>
+              <w:spacing w:before="0" w:after="0" w:line="276" w:lineRule="auto"/>
+              <w:jc w:val="left"/>
+            </w:pPr>
+            <w:r>
+              <w:rPr>
+                <w:rFonts w:ascii="Calibri" w:hAnsi="Calibri"/>
+                <w:color w:val="1A202C"/>
+                <w:sz w:val="19"/>
+              </w:rPr>
+              <w:t>Software / Runtime</w:t>
+            </w:r>
+          </w:p>
+        </w:tc>
+        <w:tc>
+          <w:tcPr>
+            <w:tcW w:type="dxa" w:w="3168"/>
+            <w:shd w:val="clear" w:color="auto" w:fill="FFFFFF"/>
+            <w:tcMar>
+              <w:top w:w="100" w:type="dxa"/>
+              <w:bottom w:w="100" w:type="dxa"/>
+              <w:left w:w="140" w:type="dxa"/>
+              <w:right w:w="140" w:type="dxa"/>
+            </w:tcMar>
+          </w:tcPr>
+          <w:p>
+            <w:pPr>
+              <w:spacing w:before="0" w:after="0" w:line="276" w:lineRule="auto"/>
+              <w:jc w:val="left"/>
+            </w:pPr>
+            <w:r>
+              <w:rPr>
+                <w:rFonts w:ascii="Calibri" w:hAnsi="Calibri"/>
+                <w:color w:val="1A202C"/>
+                <w:sz w:val="19"/>
+              </w:rPr>
+              <w:t>Testing Suite</w:t>
+            </w:r>
+          </w:p>
+        </w:tc>
+        <w:tc>
+          <w:tcPr>
+            <w:tcW w:type="dxa" w:w="4032"/>
+            <w:shd w:val="clear" w:color="auto" w:fill="FFFFFF"/>
+            <w:tcMar>
+              <w:top w:w="100" w:type="dxa"/>
+              <w:bottom w:w="100" w:type="dxa"/>
+              <w:left w:w="140" w:type="dxa"/>
+              <w:right w:w="140" w:type="dxa"/>
+            </w:tcMar>
+          </w:tcPr>
+          <w:p>
+            <w:pPr>
+              <w:spacing w:before="0" w:after="0" w:line="276" w:lineRule="auto"/>
+              <w:jc w:val="left"/>
+            </w:pPr>
+            <w:r>
+              <w:rPr>
+                <w:rFonts w:ascii="Calibri" w:hAnsi="Calibri"/>
+                <w:color w:val="1A202C"/>
+                <w:sz w:val="19"/>
+              </w:rPr>
+              <w:t>Python unittest &amp; pytest automated testing harnesses</w:t>
+            </w:r>
+          </w:p>
+        </w:tc>
+      </w:tr>
+      <w:tr>
+        <w:tc>
+          <w:tcPr>
+            <w:tcW w:type="dxa" w:w="2160"/>
+            <w:shd w:val="clear" w:color="auto" w:fill="F7FAFC"/>
+            <w:tcMar>
+              <w:top w:w="100" w:type="dxa"/>
+              <w:bottom w:w="100" w:type="dxa"/>
+              <w:left w:w="140" w:type="dxa"/>
+              <w:right w:w="140" w:type="dxa"/>
+            </w:tcMar>
+          </w:tcPr>
+          <w:p>
+            <w:pPr>
+              <w:spacing w:before="0" w:after="0" w:line="276" w:lineRule="auto"/>
+              <w:jc w:val="left"/>
+            </w:pPr>
+            <w:r>
+              <w:rPr>
+                <w:rFonts w:ascii="Calibri" w:hAnsi="Calibri"/>
+                <w:color w:val="1A202C"/>
+                <w:sz w:val="19"/>
+              </w:rPr>
+              <w:t>Software / Runtime</w:t>
+            </w:r>
+          </w:p>
+        </w:tc>
+        <w:tc>
+          <w:tcPr>
+            <w:tcW w:type="dxa" w:w="3168"/>
+            <w:shd w:val="clear" w:color="auto" w:fill="F7FAFC"/>
+            <w:tcMar>
+              <w:top w:w="100" w:type="dxa"/>
+              <w:bottom w:w="100" w:type="dxa"/>
+              <w:left w:w="140" w:type="dxa"/>
+              <w:right w:w="140" w:type="dxa"/>
+            </w:tcMar>
+          </w:tcPr>
+          <w:p>
+            <w:pPr>
+              <w:spacing w:before="0" w:after="0" w:line="276" w:lineRule="auto"/>
+              <w:jc w:val="left"/>
+            </w:pPr>
+            <w:r>
+              <w:rPr>
+                <w:rFonts w:ascii="Calibri" w:hAnsi="Calibri"/>
+                <w:color w:val="1A202C"/>
+                <w:sz w:val="19"/>
+              </w:rPr>
+              <w:t>Version Control</w:t>
+            </w:r>
+          </w:p>
+        </w:tc>
+        <w:tc>
+          <w:tcPr>
+            <w:tcW w:type="dxa" w:w="4032"/>
+            <w:shd w:val="clear" w:color="auto" w:fill="F7FAFC"/>
+            <w:tcMar>
+              <w:top w:w="100" w:type="dxa"/>
+              <w:bottom w:w="100" w:type="dxa"/>
+              <w:left w:w="140" w:type="dxa"/>
+              <w:right w:w="140" w:type="dxa"/>
+            </w:tcMar>
+          </w:tcPr>
+          <w:p>
+            <w:pPr>
+              <w:spacing w:before="0" w:after="0" w:line="276" w:lineRule="auto"/>
+              <w:jc w:val="left"/>
+            </w:pPr>
+            <w:r>
+              <w:rPr>
+                <w:rFonts w:ascii="Calibri" w:hAnsi="Calibri"/>
+                <w:color w:val="1A202C"/>
+                <w:sz w:val="19"/>
+              </w:rPr>
+              <w:t>Git v2.40+ &amp; GitHub Pages CI/CD deployment</w:t>
+            </w:r>
+          </w:p>
+        </w:tc>
+      </w:tr>
+    </w:tbl>
+    <w:p/>
     <w:p>
       <w:pPr>
         <w:pStyle w:val="Heading2"/>
+        <w:spacing w:before="200" w:after="60"/>
       </w:pPr>
       <w:r>
         <w:rPr>
           <w:rFonts w:ascii="Calibri" w:hAnsi="Calibri"/>
           <w:b/>
           <w:color w:val="2C3E50"/>
-          <w:sz w:val="26"/>
+          <w:sz w:val="25"/>
         </w:rPr>
-        <w:t>4. UML Sequence Diagrams</w:t>
+        <w:t>3. Theoretical Foundation &amp; UML Metamodel</w:t>
       </w:r>
     </w:p>
     <w:p>
       <w:pPr>
-        <w:pStyle w:val="Heading3"/>
+        <w:spacing w:before="0" w:after="90" w:line="276" w:lineRule="auto"/>
+      </w:pPr>
+      <w:r>
+        <w:rPr>
+          <w:rFonts w:ascii="Calibri" w:hAnsi="Calibri"/>
+          <w:color w:val="1A202C"/>
+          <w:sz w:val="21"/>
+        </w:rPr>
+        <w:t>Unified Modeling Language (UML) provides a standard language for writing software blueprints. In Ledgerly, UML bridges requirements engineering and physical code implementation:</w:t>
+      </w:r>
+    </w:p>
+    <w:p>
+      <w:pPr>
+        <w:pStyle w:val="ListBullet"/>
+        <w:spacing w:before="0" w:after="50" w:line="276" w:lineRule="auto"/>
       </w:pPr>
       <w:r>
         <w:rPr>
           <w:rFonts w:ascii="Calibri" w:hAnsi="Calibri"/>
           <w:b/>
-          <w:color w:val="34495E"/>
-          <w:sz w:val="22"/>
+          <w:color w:val="1A202C"/>
+          <w:sz w:val="21"/>
         </w:rPr>
-        <w:t>4.1 Invoice Builder &amp; Signature Pipeline</w:t>
+        <w:t xml:space="preserve">Sequence Models: </w:t>
+      </w:r>
+      <w:r>
+        <w:rPr>
+          <w:rFonts w:ascii="Calibri" w:hAnsi="Calibri"/>
+          <w:color w:val="1A202C"/>
+          <w:sz w:val="21"/>
+        </w:rPr>
+        <w:t>Sequence Diagrams: Model chronological message ordering between active objects along vertical lifelines, isolating boundary controllers and persistent stores.</w:t>
+      </w:r>
+    </w:p>
+    <w:p>
+      <w:pPr>
+        <w:pStyle w:val="ListBullet"/>
+        <w:spacing w:before="0" w:after="50" w:line="276" w:lineRule="auto"/>
+      </w:pPr>
+      <w:r>
+        <w:rPr>
+          <w:rFonts w:ascii="Calibri" w:hAnsi="Calibri"/>
+          <w:b/>
+          <w:color w:val="1A202C"/>
+          <w:sz w:val="21"/>
+        </w:rPr>
+        <w:t xml:space="preserve">Class Models: </w:t>
+      </w:r>
+      <w:r>
+        <w:rPr>
+          <w:rFonts w:ascii="Calibri" w:hAnsi="Calibri"/>
+          <w:color w:val="1A202C"/>
+          <w:sz w:val="21"/>
+        </w:rPr>
+        <w:t>Class Diagrams: Model static software structure, showcasing entity schemas, type signatures, and relational multiplicity (1 to many, composition).</w:t>
+      </w:r>
+    </w:p>
+    <w:p>
+      <w:pPr>
+        <w:pStyle w:val="ListBullet"/>
+        <w:spacing w:before="0" w:after="50" w:line="276" w:lineRule="auto"/>
+      </w:pPr>
+      <w:r>
+        <w:rPr>
+          <w:rFonts w:ascii="Calibri" w:hAnsi="Calibri"/>
+          <w:b/>
+          <w:color w:val="1A202C"/>
+          <w:sz w:val="21"/>
+        </w:rPr>
+        <w:t xml:space="preserve">State Transitions: </w:t>
+      </w:r>
+      <w:r>
+        <w:rPr>
+          <w:rFonts w:ascii="Calibri" w:hAnsi="Calibri"/>
+          <w:color w:val="1A202C"/>
+          <w:sz w:val="21"/>
+        </w:rPr>
+        <w:t>State Machine Diagrams: Model reactive state transitions driven by financial events (e.g., partial payment, full settlement, expiration).</w:t>
+      </w:r>
+    </w:p>
+    <w:p>
+      <w:pPr>
+        <w:pStyle w:val="Heading2"/>
+        <w:spacing w:before="200" w:after="60"/>
+      </w:pPr>
+      <w:r>
+        <w:rPr>
+          <w:rFonts w:ascii="Calibri" w:hAnsi="Calibri"/>
+          <w:b/>
+          <w:color w:val="2C3E50"/>
+          <w:sz w:val="25"/>
+        </w:rPr>
+        <w:t>4. UML Sequence Diagrams: Invoicing &amp; Payment Pipelines</w:t>
+      </w:r>
+    </w:p>
+    <w:p>
+      <w:pPr>
+        <w:spacing w:before="0" w:after="90" w:line="276" w:lineRule="auto"/>
+      </w:pPr>
+      <w:r>
+        <w:rPr>
+          <w:rFonts w:ascii="Calibri" w:hAnsi="Calibri"/>
+          <w:color w:val="1A202C"/>
+          <w:sz w:val="21"/>
+        </w:rPr>
+        <w:t>Sequence Diagram 1 captures the complete message exchange during invoice drafting: the User submits line items, the UI Controller invokes computeTotals(), queries the Tax Engine for HSN breakdowns, serializes the canvas signature, and commits the document to the Storage Engine.</w:t>
       </w:r>
     </w:p>
     <w:p>
@@ -502,7 +1624,7 @@
       <w:r>
         <w:drawing>
           <wp:inline xmlns:a="http://schemas.openxmlformats.org/drawingml/2006/main" xmlns:pic="http://schemas.openxmlformats.org/drawingml/2006/picture">
-            <wp:extent cx="5669280" cy="4673578"/>
+            <wp:extent cx="5486400" cy="4522817"/>
             <wp:docPr id="1" name="Picture 1"/>
             <wp:cNvGraphicFramePr>
               <a:graphicFrameLocks noChangeAspect="1"/>
@@ -515,7 +1637,7 @@
                     <pic:cNvPicPr/>
                   </pic:nvPicPr>
                   <pic:blipFill>
-                    <a:blip r:embed="rId9"/>
+                    <a:blip r:embed="rId11"/>
                     <a:stretch>
                       <a:fillRect/>
                     </a:stretch>
@@ -523,7 +1645,7 @@
                   <pic:spPr>
                     <a:xfrm>
                       <a:off x="0" y="0"/>
-                      <a:ext cx="5669280" cy="4673578"/>
+                      <a:ext cx="5486400" cy="4522817"/>
                     </a:xfrm>
                     <a:prstGeom prst="rect"/>
                   </pic:spPr>
@@ -542,25 +1664,39 @@
         <w:rPr>
           <w:rFonts w:ascii="Calibri" w:hAnsi="Calibri"/>
           <w:i/>
-          <w:color w:val="666666"/>
+          <w:color w:val="718096"/>
           <w:sz w:val="18"/>
         </w:rPr>
-        <w:t>Figure: Sequence Diagram: Invoice Creation and Digital Signature</w:t>
+        <w:t>Figure: UML Sequence Diagram: Invoice Compilation &amp; Persistence Pipeline</w:t>
       </w:r>
     </w:p>
     <w:p/>
     <w:p>
       <w:pPr>
-        <w:pStyle w:val="Heading3"/>
+        <w:pStyle w:val="Heading2"/>
+        <w:spacing w:before="200" w:after="60"/>
       </w:pPr>
       <w:r>
         <w:rPr>
           <w:rFonts w:ascii="Calibri" w:hAnsi="Calibri"/>
           <w:b/>
-          <w:color w:val="34495E"/>
-          <w:sz w:val="22"/>
+          <w:color w:val="2C3E50"/>
+          <w:sz w:val="25"/>
         </w:rPr>
-        <w:t>4.2 Payment Settlement &amp; Receipt Dispatch</w:t>
+        <w:t>5. UML Class Diagram: Data Entities &amp; Operations</w:t>
+      </w:r>
+    </w:p>
+    <w:p>
+      <w:pPr>
+        <w:spacing w:before="0" w:after="90" w:line="276" w:lineRule="auto"/>
+      </w:pPr>
+      <w:r>
+        <w:rPr>
+          <w:rFonts w:ascii="Calibri" w:hAnsi="Calibri"/>
+          <w:color w:val="1A202C"/>
+          <w:sz w:val="21"/>
+        </w:rPr>
+        <w:t>The Class Diagram models the core entity domain of Ledgerly. The Invoice aggregate root maintains a strong composition relationship with LineItem entities (multiplicity 1..*) and PaymentRecord entities (multiplicity 0..*):</w:t>
       </w:r>
     </w:p>
     <w:p>
@@ -573,7 +1709,7 @@
       <w:r>
         <w:drawing>
           <wp:inline xmlns:a="http://schemas.openxmlformats.org/drawingml/2006/main" xmlns:pic="http://schemas.openxmlformats.org/drawingml/2006/picture">
-            <wp:extent cx="5669280" cy="3762293"/>
+            <wp:extent cx="5486400" cy="5196625"/>
             <wp:docPr id="2" name="Picture 2"/>
             <wp:cNvGraphicFramePr>
               <a:graphicFrameLocks noChangeAspect="1"/>
@@ -582,11 +1718,11 @@
               <a:graphicData uri="http://schemas.openxmlformats.org/drawingml/2006/picture">
                 <pic:pic>
                   <pic:nvPicPr>
-                    <pic:cNvPr id="0" name="07_sequence_payment_and_receipt.png"/>
+                    <pic:cNvPr id="0" name="02_entity_relationship_diagram.png"/>
                     <pic:cNvPicPr/>
                   </pic:nvPicPr>
                   <pic:blipFill>
-                    <a:blip r:embed="rId10"/>
+                    <a:blip r:embed="rId12"/>
                     <a:stretch>
                       <a:fillRect/>
                     </a:stretch>
@@ -594,7 +1730,7 @@
                   <pic:spPr>
                     <a:xfrm>
                       <a:off x="0" y="0"/>
-                      <a:ext cx="5669280" cy="3762293"/>
+                      <a:ext cx="5486400" cy="5196625"/>
                     </a:xfrm>
                     <a:prstGeom prst="rect"/>
                   </pic:spPr>
@@ -613,25 +1749,721 @@
         <w:rPr>
           <w:rFonts w:ascii="Calibri" w:hAnsi="Calibri"/>
           <w:i/>
-          <w:color w:val="666666"/>
+          <w:color w:val="718096"/>
           <w:sz w:val="18"/>
         </w:rPr>
-        <w:t>Figure: Sequence Diagram: Payment Recording and Settlement</w:t>
+        <w:t>Figure: UML Class &amp; Entity-Relationship Model: Domain Relational Structure</w:t>
       </w:r>
     </w:p>
+    <w:p/>
+    <w:tbl>
+      <w:tblPr>
+        <w:tblW w:type="auto" w:w="0"/>
+        <w:jc w:val="center"/>
+        <w:tblLayout w:type="fixed"/>
+        <w:tblLook w:firstColumn="1" w:firstRow="1" w:lastColumn="0" w:lastRow="0" w:noHBand="0" w:noVBand="1" w:val="04A0"/>
+        <w:tblBorders>
+          <w:top w:val="single" w:sz="4" w:space="0" w:color="D1D5DB"/>
+          <w:left w:val="single" w:sz="4" w:space="0" w:color="D1D5DB"/>
+          <w:bottom w:val="single" w:sz="4" w:space="0" w:color="D1D5DB"/>
+          <w:right w:val="single" w:sz="4" w:space="0" w:color="D1D5DB"/>
+          <w:insideH w:val="single" w:sz="4" w:space="0" w:color="D1D5DB"/>
+          <w:insideV w:val="single" w:sz="4" w:space="0" w:color="D1D5DB"/>
+        </w:tblBorders>
+      </w:tblPr>
+      <w:tblGrid>
+        <w:gridCol w:w="3120"/>
+        <w:gridCol w:w="3120"/>
+        <w:gridCol w:w="3120"/>
+      </w:tblGrid>
+      <w:tr>
+        <w:tc>
+          <w:tcPr>
+            <w:tcW w:type="dxa" w:w="2160"/>
+            <w:shd w:val="clear" w:color="auto" w:fill="1B4D4B"/>
+            <w:tcMar>
+              <w:top w:w="120" w:type="dxa"/>
+              <w:bottom w:w="120" w:type="dxa"/>
+              <w:left w:w="140" w:type="dxa"/>
+              <w:right w:w="140" w:type="dxa"/>
+            </w:tcMar>
+          </w:tcPr>
+          <w:p>
+            <w:pPr>
+              <w:spacing w:before="0" w:after="0"/>
+              <w:jc w:val="left"/>
+            </w:pPr>
+            <w:r>
+              <w:rPr>
+                <w:rFonts w:ascii="Calibri" w:hAnsi="Calibri"/>
+                <w:b/>
+                <w:color w:val="FFFFFF"/>
+                <w:sz w:val="20"/>
+              </w:rPr>
+              <w:t>Class Name</w:t>
+            </w:r>
+          </w:p>
+        </w:tc>
+        <w:tc>
+          <w:tcPr>
+            <w:tcW w:type="dxa" w:w="3744"/>
+            <w:shd w:val="clear" w:color="auto" w:fill="1B4D4B"/>
+            <w:tcMar>
+              <w:top w:w="120" w:type="dxa"/>
+              <w:bottom w:w="120" w:type="dxa"/>
+              <w:left w:w="140" w:type="dxa"/>
+              <w:right w:w="140" w:type="dxa"/>
+            </w:tcMar>
+          </w:tcPr>
+          <w:p>
+            <w:pPr>
+              <w:spacing w:before="0" w:after="0"/>
+              <w:jc w:val="left"/>
+            </w:pPr>
+            <w:r>
+              <w:rPr>
+                <w:rFonts w:ascii="Calibri" w:hAnsi="Calibri"/>
+                <w:b/>
+                <w:color w:val="FFFFFF"/>
+                <w:sz w:val="20"/>
+              </w:rPr>
+              <w:t>Attributes &amp; Types</w:t>
+            </w:r>
+          </w:p>
+        </w:tc>
+        <w:tc>
+          <w:tcPr>
+            <w:tcW w:type="dxa" w:w="3456"/>
+            <w:shd w:val="clear" w:color="auto" w:fill="1B4D4B"/>
+            <w:tcMar>
+              <w:top w:w="120" w:type="dxa"/>
+              <w:bottom w:w="120" w:type="dxa"/>
+              <w:left w:w="140" w:type="dxa"/>
+              <w:right w:w="140" w:type="dxa"/>
+            </w:tcMar>
+          </w:tcPr>
+          <w:p>
+            <w:pPr>
+              <w:spacing w:before="0" w:after="0"/>
+              <w:jc w:val="left"/>
+            </w:pPr>
+            <w:r>
+              <w:rPr>
+                <w:rFonts w:ascii="Calibri" w:hAnsi="Calibri"/>
+                <w:b/>
+                <w:color w:val="FFFFFF"/>
+                <w:sz w:val="20"/>
+              </w:rPr>
+              <w:t>Public Methods / Operations</w:t>
+            </w:r>
+          </w:p>
+        </w:tc>
+      </w:tr>
+      <w:tr>
+        <w:tc>
+          <w:tcPr>
+            <w:tcW w:type="dxa" w:w="2160"/>
+            <w:shd w:val="clear" w:color="auto" w:fill="FFFFFF"/>
+            <w:tcMar>
+              <w:top w:w="100" w:type="dxa"/>
+              <w:bottom w:w="100" w:type="dxa"/>
+              <w:left w:w="140" w:type="dxa"/>
+              <w:right w:w="140" w:type="dxa"/>
+            </w:tcMar>
+          </w:tcPr>
+          <w:p>
+            <w:pPr>
+              <w:spacing w:before="0" w:after="0" w:line="276" w:lineRule="auto"/>
+              <w:jc w:val="left"/>
+            </w:pPr>
+            <w:r>
+              <w:rPr>
+                <w:rFonts w:ascii="Calibri" w:hAnsi="Calibri"/>
+                <w:color w:val="1A202C"/>
+                <w:sz w:val="19"/>
+              </w:rPr>
+              <w:t>User</w:t>
+            </w:r>
+          </w:p>
+        </w:tc>
+        <w:tc>
+          <w:tcPr>
+            <w:tcW w:type="dxa" w:w="3744"/>
+            <w:shd w:val="clear" w:color="auto" w:fill="FFFFFF"/>
+            <w:tcMar>
+              <w:top w:w="100" w:type="dxa"/>
+              <w:bottom w:w="100" w:type="dxa"/>
+              <w:left w:w="140" w:type="dxa"/>
+              <w:right w:w="140" w:type="dxa"/>
+            </w:tcMar>
+          </w:tcPr>
+          <w:p>
+            <w:pPr>
+              <w:spacing w:before="0" w:after="0" w:line="276" w:lineRule="auto"/>
+              <w:jc w:val="left"/>
+            </w:pPr>
+            <w:r>
+              <w:rPr>
+                <w:rFonts w:ascii="Calibri" w:hAnsi="Calibri"/>
+                <w:color w:val="1A202C"/>
+                <w:sz w:val="19"/>
+              </w:rPr>
+              <w:t>- id: String</w:t>
+              <w:br/>
+              <w:t>- name: String</w:t>
+              <w:br/>
+              <w:t>- email: String</w:t>
+              <w:br/>
+              <w:t>- businessName: String</w:t>
+              <w:br/>
+              <w:t>- taxId: String</w:t>
+            </w:r>
+          </w:p>
+        </w:tc>
+        <w:tc>
+          <w:tcPr>
+            <w:tcW w:type="dxa" w:w="3456"/>
+            <w:shd w:val="clear" w:color="auto" w:fill="FFFFFF"/>
+            <w:tcMar>
+              <w:top w:w="100" w:type="dxa"/>
+              <w:bottom w:w="100" w:type="dxa"/>
+              <w:left w:w="140" w:type="dxa"/>
+              <w:right w:w="140" w:type="dxa"/>
+            </w:tcMar>
+          </w:tcPr>
+          <w:p>
+            <w:pPr>
+              <w:spacing w:before="0" w:after="0" w:line="276" w:lineRule="auto"/>
+              <w:jc w:val="left"/>
+            </w:pPr>
+            <w:r>
+              <w:rPr>
+                <w:rFonts w:ascii="Calibri" w:hAnsi="Calibri"/>
+                <w:color w:val="1A202C"/>
+                <w:sz w:val="19"/>
+              </w:rPr>
+              <w:t>+ register()</w:t>
+              <w:br/>
+              <w:t>+ authenticate()</w:t>
+              <w:br/>
+              <w:t>+ updateProfile()</w:t>
+            </w:r>
+          </w:p>
+        </w:tc>
+      </w:tr>
+      <w:tr>
+        <w:tc>
+          <w:tcPr>
+            <w:tcW w:type="dxa" w:w="2160"/>
+            <w:shd w:val="clear" w:color="auto" w:fill="F7FAFC"/>
+            <w:tcMar>
+              <w:top w:w="100" w:type="dxa"/>
+              <w:bottom w:w="100" w:type="dxa"/>
+              <w:left w:w="140" w:type="dxa"/>
+              <w:right w:w="140" w:type="dxa"/>
+            </w:tcMar>
+          </w:tcPr>
+          <w:p>
+            <w:pPr>
+              <w:spacing w:before="0" w:after="0" w:line="276" w:lineRule="auto"/>
+              <w:jc w:val="left"/>
+            </w:pPr>
+            <w:r>
+              <w:rPr>
+                <w:rFonts w:ascii="Calibri" w:hAnsi="Calibri"/>
+                <w:color w:val="1A202C"/>
+                <w:sz w:val="19"/>
+              </w:rPr>
+              <w:t>Customer</w:t>
+            </w:r>
+          </w:p>
+        </w:tc>
+        <w:tc>
+          <w:tcPr>
+            <w:tcW w:type="dxa" w:w="3744"/>
+            <w:shd w:val="clear" w:color="auto" w:fill="F7FAFC"/>
+            <w:tcMar>
+              <w:top w:w="100" w:type="dxa"/>
+              <w:bottom w:w="100" w:type="dxa"/>
+              <w:left w:w="140" w:type="dxa"/>
+              <w:right w:w="140" w:type="dxa"/>
+            </w:tcMar>
+          </w:tcPr>
+          <w:p>
+            <w:pPr>
+              <w:spacing w:before="0" w:after="0" w:line="276" w:lineRule="auto"/>
+              <w:jc w:val="left"/>
+            </w:pPr>
+            <w:r>
+              <w:rPr>
+                <w:rFonts w:ascii="Calibri" w:hAnsi="Calibri"/>
+                <w:color w:val="1A202C"/>
+                <w:sz w:val="19"/>
+              </w:rPr>
+              <w:t>- id: String</w:t>
+              <w:br/>
+              <w:t>- userId: String</w:t>
+              <w:br/>
+              <w:t>- name: String</w:t>
+              <w:br/>
+              <w:t>- email: String</w:t>
+              <w:br/>
+              <w:t>- taxId: String</w:t>
+            </w:r>
+          </w:p>
+        </w:tc>
+        <w:tc>
+          <w:tcPr>
+            <w:tcW w:type="dxa" w:w="3456"/>
+            <w:shd w:val="clear" w:color="auto" w:fill="F7FAFC"/>
+            <w:tcMar>
+              <w:top w:w="100" w:type="dxa"/>
+              <w:bottom w:w="100" w:type="dxa"/>
+              <w:left w:w="140" w:type="dxa"/>
+              <w:right w:w="140" w:type="dxa"/>
+            </w:tcMar>
+          </w:tcPr>
+          <w:p>
+            <w:pPr>
+              <w:spacing w:before="0" w:after="0" w:line="276" w:lineRule="auto"/>
+              <w:jc w:val="left"/>
+            </w:pPr>
+            <w:r>
+              <w:rPr>
+                <w:rFonts w:ascii="Calibri" w:hAnsi="Calibri"/>
+                <w:color w:val="1A202C"/>
+                <w:sz w:val="19"/>
+              </w:rPr>
+              <w:t>+ saveCustomer()</w:t>
+              <w:br/>
+              <w:t>+ getStatement()</w:t>
+              <w:br/>
+              <w:t>+ deleteCustomer()</w:t>
+            </w:r>
+          </w:p>
+        </w:tc>
+      </w:tr>
+      <w:tr>
+        <w:tc>
+          <w:tcPr>
+            <w:tcW w:type="dxa" w:w="2160"/>
+            <w:shd w:val="clear" w:color="auto" w:fill="FFFFFF"/>
+            <w:tcMar>
+              <w:top w:w="100" w:type="dxa"/>
+              <w:bottom w:w="100" w:type="dxa"/>
+              <w:left w:w="140" w:type="dxa"/>
+              <w:right w:w="140" w:type="dxa"/>
+            </w:tcMar>
+          </w:tcPr>
+          <w:p>
+            <w:pPr>
+              <w:spacing w:before="0" w:after="0" w:line="276" w:lineRule="auto"/>
+              <w:jc w:val="left"/>
+            </w:pPr>
+            <w:r>
+              <w:rPr>
+                <w:rFonts w:ascii="Calibri" w:hAnsi="Calibri"/>
+                <w:color w:val="1A202C"/>
+                <w:sz w:val="19"/>
+              </w:rPr>
+              <w:t>Invoice</w:t>
+            </w:r>
+          </w:p>
+        </w:tc>
+        <w:tc>
+          <w:tcPr>
+            <w:tcW w:type="dxa" w:w="3744"/>
+            <w:shd w:val="clear" w:color="auto" w:fill="FFFFFF"/>
+            <w:tcMar>
+              <w:top w:w="100" w:type="dxa"/>
+              <w:bottom w:w="100" w:type="dxa"/>
+              <w:left w:w="140" w:type="dxa"/>
+              <w:right w:w="140" w:type="dxa"/>
+            </w:tcMar>
+          </w:tcPr>
+          <w:p>
+            <w:pPr>
+              <w:spacing w:before="0" w:after="0" w:line="276" w:lineRule="auto"/>
+              <w:jc w:val="left"/>
+            </w:pPr>
+            <w:r>
+              <w:rPr>
+                <w:rFonts w:ascii="Calibri" w:hAnsi="Calibri"/>
+                <w:color w:val="1A202C"/>
+                <w:sz w:val="19"/>
+              </w:rPr>
+              <w:t>- id: String</w:t>
+              <w:br/>
+              <w:t>- invoiceNumber: String</w:t>
+              <w:br/>
+              <w:t>- items: LineItem[]</w:t>
+              <w:br/>
+              <w:t>- payments: Payment[]</w:t>
+              <w:br/>
+              <w:t>- grandTotal: Number</w:t>
+              <w:br/>
+              <w:t>- status: String</w:t>
+            </w:r>
+          </w:p>
+        </w:tc>
+        <w:tc>
+          <w:tcPr>
+            <w:tcW w:type="dxa" w:w="3456"/>
+            <w:shd w:val="clear" w:color="auto" w:fill="FFFFFF"/>
+            <w:tcMar>
+              <w:top w:w="100" w:type="dxa"/>
+              <w:bottom w:w="100" w:type="dxa"/>
+              <w:left w:w="140" w:type="dxa"/>
+              <w:right w:w="140" w:type="dxa"/>
+            </w:tcMar>
+          </w:tcPr>
+          <w:p>
+            <w:pPr>
+              <w:spacing w:before="0" w:after="0" w:line="276" w:lineRule="auto"/>
+              <w:jc w:val="left"/>
+            </w:pPr>
+            <w:r>
+              <w:rPr>
+                <w:rFonts w:ascii="Calibri" w:hAnsi="Calibri"/>
+                <w:color w:val="1A202C"/>
+                <w:sz w:val="19"/>
+              </w:rPr>
+              <w:t>+ computeTotals()</w:t>
+              <w:br/>
+              <w:t>+ addPayment()</w:t>
+              <w:br/>
+              <w:t>+ getBalanceDue()</w:t>
+              <w:br/>
+              <w:t>+ exportPDF()</w:t>
+            </w:r>
+          </w:p>
+        </w:tc>
+      </w:tr>
+      <w:tr>
+        <w:tc>
+          <w:tcPr>
+            <w:tcW w:type="dxa" w:w="2160"/>
+            <w:shd w:val="clear" w:color="auto" w:fill="F7FAFC"/>
+            <w:tcMar>
+              <w:top w:w="100" w:type="dxa"/>
+              <w:bottom w:w="100" w:type="dxa"/>
+              <w:left w:w="140" w:type="dxa"/>
+              <w:right w:w="140" w:type="dxa"/>
+            </w:tcMar>
+          </w:tcPr>
+          <w:p>
+            <w:pPr>
+              <w:spacing w:before="0" w:after="0" w:line="276" w:lineRule="auto"/>
+              <w:jc w:val="left"/>
+            </w:pPr>
+            <w:r>
+              <w:rPr>
+                <w:rFonts w:ascii="Calibri" w:hAnsi="Calibri"/>
+                <w:color w:val="1A202C"/>
+                <w:sz w:val="19"/>
+              </w:rPr>
+              <w:t>LineItem</w:t>
+            </w:r>
+          </w:p>
+        </w:tc>
+        <w:tc>
+          <w:tcPr>
+            <w:tcW w:type="dxa" w:w="3744"/>
+            <w:shd w:val="clear" w:color="auto" w:fill="F7FAFC"/>
+            <w:tcMar>
+              <w:top w:w="100" w:type="dxa"/>
+              <w:bottom w:w="100" w:type="dxa"/>
+              <w:left w:w="140" w:type="dxa"/>
+              <w:right w:w="140" w:type="dxa"/>
+            </w:tcMar>
+          </w:tcPr>
+          <w:p>
+            <w:pPr>
+              <w:spacing w:before="0" w:after="0" w:line="276" w:lineRule="auto"/>
+              <w:jc w:val="left"/>
+            </w:pPr>
+            <w:r>
+              <w:rPr>
+                <w:rFonts w:ascii="Calibri" w:hAnsi="Calibri"/>
+                <w:color w:val="1A202C"/>
+                <w:sz w:val="19"/>
+              </w:rPr>
+              <w:t>- id: String</w:t>
+              <w:br/>
+              <w:t>- name: String</w:t>
+              <w:br/>
+              <w:t>- hsn: String</w:t>
+              <w:br/>
+              <w:t>- qty: Number</w:t>
+              <w:br/>
+              <w:t>- price: Number</w:t>
+              <w:br/>
+              <w:t>- taxPct: Number</w:t>
+            </w:r>
+          </w:p>
+        </w:tc>
+        <w:tc>
+          <w:tcPr>
+            <w:tcW w:type="dxa" w:w="3456"/>
+            <w:shd w:val="clear" w:color="auto" w:fill="F7FAFC"/>
+            <w:tcMar>
+              <w:top w:w="100" w:type="dxa"/>
+              <w:bottom w:w="100" w:type="dxa"/>
+              <w:left w:w="140" w:type="dxa"/>
+              <w:right w:w="140" w:type="dxa"/>
+            </w:tcMar>
+          </w:tcPr>
+          <w:p>
+            <w:pPr>
+              <w:spacing w:before="0" w:after="0" w:line="276" w:lineRule="auto"/>
+              <w:jc w:val="left"/>
+            </w:pPr>
+            <w:r>
+              <w:rPr>
+                <w:rFonts w:ascii="Calibri" w:hAnsi="Calibri"/>
+                <w:color w:val="1A202C"/>
+                <w:sz w:val="19"/>
+              </w:rPr>
+              <w:t>+ getLineSubtotal()</w:t>
+              <w:br/>
+              <w:t>+ getTaxAmount()</w:t>
+            </w:r>
+          </w:p>
+        </w:tc>
+      </w:tr>
+      <w:tr>
+        <w:tc>
+          <w:tcPr>
+            <w:tcW w:type="dxa" w:w="2160"/>
+            <w:shd w:val="clear" w:color="auto" w:fill="FFFFFF"/>
+            <w:tcMar>
+              <w:top w:w="100" w:type="dxa"/>
+              <w:bottom w:w="100" w:type="dxa"/>
+              <w:left w:w="140" w:type="dxa"/>
+              <w:right w:w="140" w:type="dxa"/>
+            </w:tcMar>
+          </w:tcPr>
+          <w:p>
+            <w:pPr>
+              <w:spacing w:before="0" w:after="0" w:line="276" w:lineRule="auto"/>
+              <w:jc w:val="left"/>
+            </w:pPr>
+            <w:r>
+              <w:rPr>
+                <w:rFonts w:ascii="Calibri" w:hAnsi="Calibri"/>
+                <w:color w:val="1A202C"/>
+                <w:sz w:val="19"/>
+              </w:rPr>
+              <w:t>PaymentRecord</w:t>
+            </w:r>
+          </w:p>
+        </w:tc>
+        <w:tc>
+          <w:tcPr>
+            <w:tcW w:type="dxa" w:w="3744"/>
+            <w:shd w:val="clear" w:color="auto" w:fill="FFFFFF"/>
+            <w:tcMar>
+              <w:top w:w="100" w:type="dxa"/>
+              <w:bottom w:w="100" w:type="dxa"/>
+              <w:left w:w="140" w:type="dxa"/>
+              <w:right w:w="140" w:type="dxa"/>
+            </w:tcMar>
+          </w:tcPr>
+          <w:p>
+            <w:pPr>
+              <w:spacing w:before="0" w:after="0" w:line="276" w:lineRule="auto"/>
+              <w:jc w:val="left"/>
+            </w:pPr>
+            <w:r>
+              <w:rPr>
+                <w:rFonts w:ascii="Calibri" w:hAnsi="Calibri"/>
+                <w:color w:val="1A202C"/>
+                <w:sz w:val="19"/>
+              </w:rPr>
+              <w:t>- id: String</w:t>
+              <w:br/>
+              <w:t>- amount: Number</w:t>
+              <w:br/>
+              <w:t>- date: String</w:t>
+              <w:br/>
+              <w:t>- method: String</w:t>
+              <w:br/>
+              <w:t>- transactionRef: String</w:t>
+            </w:r>
+          </w:p>
+        </w:tc>
+        <w:tc>
+          <w:tcPr>
+            <w:tcW w:type="dxa" w:w="3456"/>
+            <w:shd w:val="clear" w:color="auto" w:fill="FFFFFF"/>
+            <w:tcMar>
+              <w:top w:w="100" w:type="dxa"/>
+              <w:bottom w:w="100" w:type="dxa"/>
+              <w:left w:w="140" w:type="dxa"/>
+              <w:right w:w="140" w:type="dxa"/>
+            </w:tcMar>
+          </w:tcPr>
+          <w:p>
+            <w:pPr>
+              <w:spacing w:before="0" w:after="0" w:line="276" w:lineRule="auto"/>
+              <w:jc w:val="left"/>
+            </w:pPr>
+            <w:r>
+              <w:rPr>
+                <w:rFonts w:ascii="Calibri" w:hAnsi="Calibri"/>
+                <w:color w:val="1A202C"/>
+                <w:sz w:val="19"/>
+              </w:rPr>
+              <w:t>+ serialize()</w:t>
+              <w:br/>
+              <w:t>+ validateAmount()</w:t>
+            </w:r>
+          </w:p>
+        </w:tc>
+      </w:tr>
+    </w:tbl>
     <w:p/>
     <w:p>
       <w:pPr>
         <w:pStyle w:val="Heading2"/>
+        <w:spacing w:before="200" w:after="60"/>
       </w:pPr>
       <w:r>
         <w:rPr>
           <w:rFonts w:ascii="Calibri" w:hAnsi="Calibri"/>
           <w:b/>
           <w:color w:val="2C3E50"/>
-          <w:sz w:val="26"/>
+          <w:sz w:val="25"/>
         </w:rPr>
-        <w:t>5. Invoice Lifecycle State Machine</w:t>
+        <w:t>6. UML State Machine Diagram: Invoice Document Lifecycle</w:t>
+      </w:r>
+    </w:p>
+    <w:p>
+      <w:pPr>
+        <w:spacing w:before="0" w:after="90" w:line="276" w:lineRule="auto"/>
+      </w:pPr>
+      <w:r>
+        <w:rPr>
+          <w:rFonts w:ascii="Calibri" w:hAnsi="Calibri"/>
+          <w:color w:val="1A202C"/>
+          <w:sz w:val="21"/>
+        </w:rPr>
+        <w:t>An invoice document transitions through five deterministic states based on user actions and payment inflows:</w:t>
+      </w:r>
+    </w:p>
+    <w:p>
+      <w:pPr>
+        <w:pStyle w:val="ListBullet"/>
+        <w:spacing w:before="0" w:after="50" w:line="276" w:lineRule="auto"/>
+      </w:pPr>
+      <w:r>
+        <w:rPr>
+          <w:rFonts w:ascii="Calibri" w:hAnsi="Calibri"/>
+          <w:b/>
+          <w:color w:val="1A202C"/>
+          <w:sz w:val="21"/>
+        </w:rPr>
+        <w:t xml:space="preserve">[Draft]: </w:t>
+      </w:r>
+      <w:r>
+        <w:rPr>
+          <w:rFonts w:ascii="Calibri" w:hAnsi="Calibri"/>
+          <w:color w:val="1A202C"/>
+          <w:sz w:val="21"/>
+        </w:rPr>
+        <w:t>Initial state entered when line items are being assembled in builder; backed by real-time localStorage auto-save buffer.</w:t>
+      </w:r>
+    </w:p>
+    <w:p>
+      <w:pPr>
+        <w:pStyle w:val="ListBullet"/>
+        <w:spacing w:before="0" w:after="50" w:line="276" w:lineRule="auto"/>
+      </w:pPr>
+      <w:r>
+        <w:rPr>
+          <w:rFonts w:ascii="Calibri" w:hAnsi="Calibri"/>
+          <w:b/>
+          <w:color w:val="1A202C"/>
+          <w:sz w:val="21"/>
+        </w:rPr>
+        <w:t xml:space="preserve">[Generated]: </w:t>
+      </w:r>
+      <w:r>
+        <w:rPr>
+          <w:rFonts w:ascii="Calibri" w:hAnsi="Calibri"/>
+          <w:color w:val="1A202C"/>
+          <w:sz w:val="21"/>
+        </w:rPr>
+        <w:t>Document is finalized, assigned consecutive number (INV-2026-XXX), canvas signature embedded, and QR generated.</w:t>
+      </w:r>
+    </w:p>
+    <w:p>
+      <w:pPr>
+        <w:pStyle w:val="ListBullet"/>
+        <w:spacing w:before="0" w:after="50" w:line="276" w:lineRule="auto"/>
+      </w:pPr>
+      <w:r>
+        <w:rPr>
+          <w:rFonts w:ascii="Calibri" w:hAnsi="Calibri"/>
+          <w:b/>
+          <w:color w:val="1A202C"/>
+          <w:sz w:val="21"/>
+        </w:rPr>
+        <w:t xml:space="preserve">[Pending]: </w:t>
+      </w:r>
+      <w:r>
+        <w:rPr>
+          <w:rFonts w:ascii="Calibri" w:hAnsi="Calibri"/>
+          <w:color w:val="1A202C"/>
+          <w:sz w:val="21"/>
+        </w:rPr>
+        <w:t>Invoice is disbursed to client via WhatsApp link or PDF; balance due equals 100% of grand total.</w:t>
+      </w:r>
+    </w:p>
+    <w:p>
+      <w:pPr>
+        <w:pStyle w:val="ListBullet"/>
+        <w:spacing w:before="0" w:after="50" w:line="276" w:lineRule="auto"/>
+      </w:pPr>
+      <w:r>
+        <w:rPr>
+          <w:rFonts w:ascii="Calibri" w:hAnsi="Calibri"/>
+          <w:b/>
+          <w:color w:val="1A202C"/>
+          <w:sz w:val="21"/>
+        </w:rPr>
+        <w:t xml:space="preserve">[Partially Paid]: </w:t>
+      </w:r>
+      <w:r>
+        <w:rPr>
+          <w:rFonts w:ascii="Calibri" w:hAnsi="Calibri"/>
+          <w:color w:val="1A202C"/>
+          <w:sz w:val="21"/>
+        </w:rPr>
+        <w:t>Installment recorded where 0 &lt; Total Paid &lt; Grand Total; system dynamically calculates remaining balance.</w:t>
+      </w:r>
+    </w:p>
+    <w:p>
+      <w:pPr>
+        <w:pStyle w:val="ListBullet"/>
+        <w:spacing w:before="0" w:after="50" w:line="276" w:lineRule="auto"/>
+      </w:pPr>
+      <w:r>
+        <w:rPr>
+          <w:rFonts w:ascii="Calibri" w:hAnsi="Calibri"/>
+          <w:b/>
+          <w:color w:val="1A202C"/>
+          <w:sz w:val="21"/>
+        </w:rPr>
+        <w:t xml:space="preserve">[Paid]: </w:t>
+      </w:r>
+      <w:r>
+        <w:rPr>
+          <w:rFonts w:ascii="Calibri" w:hAnsi="Calibri"/>
+          <w:color w:val="1A202C"/>
+          <w:sz w:val="21"/>
+        </w:rPr>
+        <w:t>Terminal settlement state reached when Total Paid &gt;= Grand Total; system applies PAID watermark and official receipt badge.</w:t>
       </w:r>
     </w:p>
     <w:p>
@@ -644,7 +2476,7 @@
       <w:r>
         <w:drawing>
           <wp:inline xmlns:a="http://schemas.openxmlformats.org/drawingml/2006/main" xmlns:pic="http://schemas.openxmlformats.org/drawingml/2006/picture">
-            <wp:extent cx="5669280" cy="7225340"/>
+            <wp:extent cx="5486400" cy="6992264"/>
             <wp:docPr id="3" name="Picture 3"/>
             <wp:cNvGraphicFramePr>
               <a:graphicFrameLocks noChangeAspect="1"/>
@@ -657,7 +2489,7 @@
                     <pic:cNvPicPr/>
                   </pic:nvPicPr>
                   <pic:blipFill>
-                    <a:blip r:embed="rId11"/>
+                    <a:blip r:embed="rId13"/>
                     <a:stretch>
                       <a:fillRect/>
                     </a:stretch>
@@ -665,7 +2497,7 @@
                   <pic:spPr>
                     <a:xfrm>
                       <a:off x="0" y="0"/>
-                      <a:ext cx="5669280" cy="7225340"/>
+                      <a:ext cx="5486400" cy="6992264"/>
                     </a:xfrm>
                     <a:prstGeom prst="rect"/>
                   </pic:spPr>
@@ -684,40 +2516,1221 @@
         <w:rPr>
           <w:rFonts w:ascii="Calibri" w:hAnsi="Calibri"/>
           <w:i/>
-          <w:color w:val="666666"/>
+          <w:color w:val="718096"/>
           <w:sz w:val="18"/>
         </w:rPr>
-        <w:t>Figure: State Machine: Invoice Lifecycle (Draft -&gt; Generated -&gt; Partially Paid -&gt; Paid)</w:t>
+        <w:t>Figure: UML State Machine: Invoice Lifecycle Transitions</w:t>
       </w:r>
     </w:p>
     <w:p/>
     <w:p>
       <w:pPr>
         <w:pStyle w:val="Heading2"/>
+        <w:spacing w:before="200" w:after="60"/>
       </w:pPr>
       <w:r>
         <w:rPr>
           <w:rFonts w:ascii="Calibri" w:hAnsi="Calibri"/>
           <w:b/>
           <w:color w:val="2C3E50"/>
-          <w:sz w:val="26"/>
+          <w:sz w:val="25"/>
         </w:rPr>
-        <w:t>6. Conclusion</w:t>
+        <w:t>7. Component &amp; Deployment Architecture</w:t>
       </w:r>
     </w:p>
     <w:p>
+      <w:pPr>
+        <w:spacing w:before="0" w:after="90" w:line="276" w:lineRule="auto"/>
+      </w:pPr>
       <w:r>
-        <w:t>Experiment 8 applied interaction design techniques and UML modeling to establish a clear architectural blueprint for Ledgerly, ensuring high modularity, intuitive UX, and clean separation of concerns.</w:t>
+        <w:rPr>
+          <w:rFonts w:ascii="Calibri" w:hAnsi="Calibri"/>
+          <w:color w:val="1A202C"/>
+          <w:sz w:val="21"/>
+        </w:rPr>
+        <w:t>The physical deployment topology consists of a zero-server client sandbox executing in the client's Web Browser process, served via static GitHub Pages HTTPS edge nodes:</w:t>
+      </w:r>
+    </w:p>
+    <w:p>
+      <w:pPr>
+        <w:spacing w:before="160" w:after="40"/>
+        <w:jc w:val="center"/>
+      </w:pPr>
+    </w:p>
+    <w:p>
+      <w:r>
+        <w:drawing>
+          <wp:inline xmlns:a="http://schemas.openxmlformats.org/drawingml/2006/main" xmlns:pic="http://schemas.openxmlformats.org/drawingml/2006/picture">
+            <wp:extent cx="5486400" cy="2929910"/>
+            <wp:docPr id="4" name="Picture 4"/>
+            <wp:cNvGraphicFramePr>
+              <a:graphicFrameLocks noChangeAspect="1"/>
+            </wp:cNvGraphicFramePr>
+            <a:graphic>
+              <a:graphicData uri="http://schemas.openxmlformats.org/drawingml/2006/picture">
+                <pic:pic>
+                  <pic:nvPicPr>
+                    <pic:cNvPr id="0" name="10_component_ui_hierarchy.png"/>
+                    <pic:cNvPicPr/>
+                  </pic:nvPicPr>
+                  <pic:blipFill>
+                    <a:blip r:embed="rId14"/>
+                    <a:stretch>
+                      <a:fillRect/>
+                    </a:stretch>
+                  </pic:blipFill>
+                  <pic:spPr>
+                    <a:xfrm>
+                      <a:off x="0" y="0"/>
+                      <a:ext cx="5486400" cy="2929910"/>
+                    </a:xfrm>
+                    <a:prstGeom prst="rect"/>
+                  </pic:spPr>
+                </pic:pic>
+              </a:graphicData>
+            </a:graphic>
+          </wp:inline>
+        </w:drawing>
+      </w:r>
+    </w:p>
+    <w:p>
+      <w:pPr>
+        <w:jc w:val="center"/>
+      </w:pPr>
+      <w:r>
+        <w:rPr>
+          <w:rFonts w:ascii="Calibri" w:hAnsi="Calibri"/>
+          <w:i/>
+          <w:color w:val="718096"/>
+          <w:sz w:val="18"/>
+        </w:rPr>
+        <w:t>Figure: UML Component &amp; UI Hierarchy — Ledgerly PWA</w:t>
+      </w:r>
+    </w:p>
+    <w:p/>
+    <w:p>
+      <w:pPr>
+        <w:pStyle w:val="Heading2"/>
+        <w:spacing w:before="200" w:after="60"/>
+      </w:pPr>
+      <w:r>
+        <w:rPr>
+          <w:rFonts w:ascii="Calibri" w:hAnsi="Calibri"/>
+          <w:b/>
+          <w:color w:val="2C3E50"/>
+          <w:sz w:val="25"/>
+        </w:rPr>
+        <w:t>Experimental Validation &amp; Test Cases</w:t>
+      </w:r>
+    </w:p>
+    <w:tbl>
+      <w:tblPr>
+        <w:tblW w:type="auto" w:w="0"/>
+        <w:jc w:val="center"/>
+        <w:tblLayout w:type="fixed"/>
+        <w:tblLook w:firstColumn="1" w:firstRow="1" w:lastColumn="0" w:lastRow="0" w:noHBand="0" w:noVBand="1" w:val="04A0"/>
+        <w:tblBorders>
+          <w:top w:val="single" w:sz="4" w:space="0" w:color="D1D5DB"/>
+          <w:left w:val="single" w:sz="4" w:space="0" w:color="D1D5DB"/>
+          <w:bottom w:val="single" w:sz="4" w:space="0" w:color="D1D5DB"/>
+          <w:right w:val="single" w:sz="4" w:space="0" w:color="D1D5DB"/>
+          <w:insideH w:val="single" w:sz="4" w:space="0" w:color="D1D5DB"/>
+          <w:insideV w:val="single" w:sz="4" w:space="0" w:color="D1D5DB"/>
+        </w:tblBorders>
+      </w:tblPr>
+      <w:tblGrid>
+        <w:gridCol w:w="1872"/>
+        <w:gridCol w:w="1872"/>
+        <w:gridCol w:w="1872"/>
+        <w:gridCol w:w="1872"/>
+        <w:gridCol w:w="1872"/>
+      </w:tblGrid>
+      <w:tr>
+        <w:tc>
+          <w:tcPr>
+            <w:tcW w:type="dxa" w:w="1440"/>
+            <w:shd w:val="clear" w:color="auto" w:fill="1B4D4B"/>
+            <w:tcMar>
+              <w:top w:w="120" w:type="dxa"/>
+              <w:bottom w:w="120" w:type="dxa"/>
+              <w:left w:w="140" w:type="dxa"/>
+              <w:right w:w="140" w:type="dxa"/>
+            </w:tcMar>
+          </w:tcPr>
+          <w:p>
+            <w:pPr>
+              <w:spacing w:before="0" w:after="0"/>
+              <w:jc w:val="left"/>
+            </w:pPr>
+            <w:r>
+              <w:rPr>
+                <w:rFonts w:ascii="Calibri" w:hAnsi="Calibri"/>
+                <w:b/>
+                <w:color w:val="FFFFFF"/>
+                <w:sz w:val="20"/>
+              </w:rPr>
+              <w:t>Test ID</w:t>
+            </w:r>
+          </w:p>
+        </w:tc>
+        <w:tc>
+          <w:tcPr>
+            <w:tcW w:type="dxa" w:w="2592"/>
+            <w:shd w:val="clear" w:color="auto" w:fill="1B4D4B"/>
+            <w:tcMar>
+              <w:top w:w="120" w:type="dxa"/>
+              <w:bottom w:w="120" w:type="dxa"/>
+              <w:left w:w="140" w:type="dxa"/>
+              <w:right w:w="140" w:type="dxa"/>
+            </w:tcMar>
+          </w:tcPr>
+          <w:p>
+            <w:pPr>
+              <w:spacing w:before="0" w:after="0"/>
+              <w:jc w:val="left"/>
+            </w:pPr>
+            <w:r>
+              <w:rPr>
+                <w:rFonts w:ascii="Calibri" w:hAnsi="Calibri"/>
+                <w:b/>
+                <w:color w:val="FFFFFF"/>
+                <w:sz w:val="20"/>
+              </w:rPr>
+              <w:t>Scenario / Feature Tested</w:t>
+            </w:r>
+          </w:p>
+        </w:tc>
+        <w:tc>
+          <w:tcPr>
+            <w:tcW w:type="dxa" w:w="2160"/>
+            <w:shd w:val="clear" w:color="auto" w:fill="1B4D4B"/>
+            <w:tcMar>
+              <w:top w:w="120" w:type="dxa"/>
+              <w:bottom w:w="120" w:type="dxa"/>
+              <w:left w:w="140" w:type="dxa"/>
+              <w:right w:w="140" w:type="dxa"/>
+            </w:tcMar>
+          </w:tcPr>
+          <w:p>
+            <w:pPr>
+              <w:spacing w:before="0" w:after="0"/>
+              <w:jc w:val="left"/>
+            </w:pPr>
+            <w:r>
+              <w:rPr>
+                <w:rFonts w:ascii="Calibri" w:hAnsi="Calibri"/>
+                <w:b/>
+                <w:color w:val="FFFFFF"/>
+                <w:sz w:val="20"/>
+              </w:rPr>
+              <w:t>Input Data</w:t>
+            </w:r>
+          </w:p>
+        </w:tc>
+        <w:tc>
+          <w:tcPr>
+            <w:tcW w:type="dxa" w:w="2160"/>
+            <w:shd w:val="clear" w:color="auto" w:fill="1B4D4B"/>
+            <w:tcMar>
+              <w:top w:w="120" w:type="dxa"/>
+              <w:bottom w:w="120" w:type="dxa"/>
+              <w:left w:w="140" w:type="dxa"/>
+              <w:right w:w="140" w:type="dxa"/>
+            </w:tcMar>
+          </w:tcPr>
+          <w:p>
+            <w:pPr>
+              <w:spacing w:before="0" w:after="0"/>
+              <w:jc w:val="left"/>
+            </w:pPr>
+            <w:r>
+              <w:rPr>
+                <w:rFonts w:ascii="Calibri" w:hAnsi="Calibri"/>
+                <w:b/>
+                <w:color w:val="FFFFFF"/>
+                <w:sz w:val="20"/>
+              </w:rPr>
+              <w:t>Expected Result</w:t>
+            </w:r>
+          </w:p>
+        </w:tc>
+        <w:tc>
+          <w:tcPr>
+            <w:tcW w:type="dxa" w:w="1008"/>
+            <w:shd w:val="clear" w:color="auto" w:fill="1B4D4B"/>
+            <w:tcMar>
+              <w:top w:w="120" w:type="dxa"/>
+              <w:bottom w:w="120" w:type="dxa"/>
+              <w:left w:w="140" w:type="dxa"/>
+              <w:right w:w="140" w:type="dxa"/>
+            </w:tcMar>
+          </w:tcPr>
+          <w:p>
+            <w:pPr>
+              <w:spacing w:before="0" w:after="0"/>
+              <w:jc w:val="left"/>
+            </w:pPr>
+            <w:r>
+              <w:rPr>
+                <w:rFonts w:ascii="Calibri" w:hAnsi="Calibri"/>
+                <w:b/>
+                <w:color w:val="FFFFFF"/>
+                <w:sz w:val="20"/>
+              </w:rPr>
+              <w:t>Status</w:t>
+            </w:r>
+          </w:p>
+        </w:tc>
+      </w:tr>
+      <w:tr>
+        <w:tc>
+          <w:tcPr>
+            <w:tcW w:type="dxa" w:w="1440"/>
+            <w:shd w:val="clear" w:color="auto" w:fill="FFFFFF"/>
+            <w:tcMar>
+              <w:top w:w="100" w:type="dxa"/>
+              <w:bottom w:w="100" w:type="dxa"/>
+              <w:left w:w="140" w:type="dxa"/>
+              <w:right w:w="140" w:type="dxa"/>
+            </w:tcMar>
+          </w:tcPr>
+          <w:p>
+            <w:pPr>
+              <w:spacing w:before="0" w:after="0" w:line="276" w:lineRule="auto"/>
+              <w:jc w:val="left"/>
+            </w:pPr>
+            <w:r>
+              <w:rPr>
+                <w:rFonts w:ascii="Calibri" w:hAnsi="Calibri"/>
+                <w:color w:val="1A202C"/>
+                <w:sz w:val="19"/>
+              </w:rPr>
+              <w:t>TC_UML_01</w:t>
+            </w:r>
+          </w:p>
+        </w:tc>
+        <w:tc>
+          <w:tcPr>
+            <w:tcW w:type="dxa" w:w="2592"/>
+            <w:shd w:val="clear" w:color="auto" w:fill="FFFFFF"/>
+            <w:tcMar>
+              <w:top w:w="100" w:type="dxa"/>
+              <w:bottom w:w="100" w:type="dxa"/>
+              <w:left w:w="140" w:type="dxa"/>
+              <w:right w:w="140" w:type="dxa"/>
+            </w:tcMar>
+          </w:tcPr>
+          <w:p>
+            <w:pPr>
+              <w:spacing w:before="0" w:after="0" w:line="276" w:lineRule="auto"/>
+              <w:jc w:val="left"/>
+            </w:pPr>
+            <w:r>
+              <w:rPr>
+                <w:rFonts w:ascii="Calibri" w:hAnsi="Calibri"/>
+                <w:color w:val="1A202C"/>
+                <w:sz w:val="19"/>
+              </w:rPr>
+              <w:t>Verify Sequence lifeline continuity</w:t>
+            </w:r>
+          </w:p>
+        </w:tc>
+        <w:tc>
+          <w:tcPr>
+            <w:tcW w:type="dxa" w:w="2160"/>
+            <w:shd w:val="clear" w:color="auto" w:fill="FFFFFF"/>
+            <w:tcMar>
+              <w:top w:w="100" w:type="dxa"/>
+              <w:bottom w:w="100" w:type="dxa"/>
+              <w:left w:w="140" w:type="dxa"/>
+              <w:right w:w="140" w:type="dxa"/>
+            </w:tcMar>
+          </w:tcPr>
+          <w:p>
+            <w:pPr>
+              <w:spacing w:before="0" w:after="0" w:line="276" w:lineRule="auto"/>
+              <w:jc w:val="left"/>
+            </w:pPr>
+            <w:r>
+              <w:rPr>
+                <w:rFonts w:ascii="Calibri" w:hAnsi="Calibri"/>
+                <w:color w:val="1A202C"/>
+                <w:sz w:val="19"/>
+              </w:rPr>
+              <w:t>Trace Invoice generation sequence</w:t>
+            </w:r>
+          </w:p>
+        </w:tc>
+        <w:tc>
+          <w:tcPr>
+            <w:tcW w:type="dxa" w:w="2160"/>
+            <w:shd w:val="clear" w:color="auto" w:fill="FFFFFF"/>
+            <w:tcMar>
+              <w:top w:w="100" w:type="dxa"/>
+              <w:bottom w:w="100" w:type="dxa"/>
+              <w:left w:w="140" w:type="dxa"/>
+              <w:right w:w="140" w:type="dxa"/>
+            </w:tcMar>
+          </w:tcPr>
+          <w:p>
+            <w:pPr>
+              <w:spacing w:before="0" w:after="0" w:line="276" w:lineRule="auto"/>
+              <w:jc w:val="left"/>
+            </w:pPr>
+            <w:r>
+              <w:rPr>
+                <w:rFonts w:ascii="Calibri" w:hAnsi="Calibri"/>
+                <w:color w:val="1A202C"/>
+                <w:sz w:val="19"/>
+              </w:rPr>
+              <w:t>All activation bars match synchronous/async boundaries</w:t>
+            </w:r>
+          </w:p>
+        </w:tc>
+        <w:tc>
+          <w:tcPr>
+            <w:tcW w:type="dxa" w:w="1008"/>
+            <w:shd w:val="clear" w:color="auto" w:fill="FFFFFF"/>
+            <w:tcMar>
+              <w:top w:w="100" w:type="dxa"/>
+              <w:bottom w:w="100" w:type="dxa"/>
+              <w:left w:w="140" w:type="dxa"/>
+              <w:right w:w="140" w:type="dxa"/>
+            </w:tcMar>
+          </w:tcPr>
+          <w:p>
+            <w:pPr>
+              <w:spacing w:before="0" w:after="0" w:line="276" w:lineRule="auto"/>
+              <w:jc w:val="left"/>
+            </w:pPr>
+            <w:r>
+              <w:rPr>
+                <w:rFonts w:ascii="Calibri" w:hAnsi="Calibri"/>
+                <w:color w:val="1A202C"/>
+                <w:sz w:val="19"/>
+              </w:rPr>
+              <w:t>Pass</w:t>
+            </w:r>
+          </w:p>
+        </w:tc>
+      </w:tr>
+      <w:tr>
+        <w:tc>
+          <w:tcPr>
+            <w:tcW w:type="dxa" w:w="1440"/>
+            <w:shd w:val="clear" w:color="auto" w:fill="F7FAFC"/>
+            <w:tcMar>
+              <w:top w:w="100" w:type="dxa"/>
+              <w:bottom w:w="100" w:type="dxa"/>
+              <w:left w:w="140" w:type="dxa"/>
+              <w:right w:w="140" w:type="dxa"/>
+            </w:tcMar>
+          </w:tcPr>
+          <w:p>
+            <w:pPr>
+              <w:spacing w:before="0" w:after="0" w:line="276" w:lineRule="auto"/>
+              <w:jc w:val="left"/>
+            </w:pPr>
+            <w:r>
+              <w:rPr>
+                <w:rFonts w:ascii="Calibri" w:hAnsi="Calibri"/>
+                <w:color w:val="1A202C"/>
+                <w:sz w:val="19"/>
+              </w:rPr>
+              <w:t>TC_UML_02</w:t>
+            </w:r>
+          </w:p>
+        </w:tc>
+        <w:tc>
+          <w:tcPr>
+            <w:tcW w:type="dxa" w:w="2592"/>
+            <w:shd w:val="clear" w:color="auto" w:fill="F7FAFC"/>
+            <w:tcMar>
+              <w:top w:w="100" w:type="dxa"/>
+              <w:bottom w:w="100" w:type="dxa"/>
+              <w:left w:w="140" w:type="dxa"/>
+              <w:right w:w="140" w:type="dxa"/>
+            </w:tcMar>
+          </w:tcPr>
+          <w:p>
+            <w:pPr>
+              <w:spacing w:before="0" w:after="0" w:line="276" w:lineRule="auto"/>
+              <w:jc w:val="left"/>
+            </w:pPr>
+            <w:r>
+              <w:rPr>
+                <w:rFonts w:ascii="Calibri" w:hAnsi="Calibri"/>
+                <w:color w:val="1A202C"/>
+                <w:sz w:val="19"/>
+              </w:rPr>
+              <w:t>Verify Class multiplicity constraints</w:t>
+            </w:r>
+          </w:p>
+        </w:tc>
+        <w:tc>
+          <w:tcPr>
+            <w:tcW w:type="dxa" w:w="2160"/>
+            <w:shd w:val="clear" w:color="auto" w:fill="F7FAFC"/>
+            <w:tcMar>
+              <w:top w:w="100" w:type="dxa"/>
+              <w:bottom w:w="100" w:type="dxa"/>
+              <w:left w:w="140" w:type="dxa"/>
+              <w:right w:w="140" w:type="dxa"/>
+            </w:tcMar>
+          </w:tcPr>
+          <w:p>
+            <w:pPr>
+              <w:spacing w:before="0" w:after="0" w:line="276" w:lineRule="auto"/>
+              <w:jc w:val="left"/>
+            </w:pPr>
+            <w:r>
+              <w:rPr>
+                <w:rFonts w:ascii="Calibri" w:hAnsi="Calibri"/>
+                <w:color w:val="1A202C"/>
+                <w:sz w:val="19"/>
+              </w:rPr>
+              <w:t>Invoice with 0 line items</w:t>
+            </w:r>
+          </w:p>
+        </w:tc>
+        <w:tc>
+          <w:tcPr>
+            <w:tcW w:type="dxa" w:w="2160"/>
+            <w:shd w:val="clear" w:color="auto" w:fill="F7FAFC"/>
+            <w:tcMar>
+              <w:top w:w="100" w:type="dxa"/>
+              <w:bottom w:w="100" w:type="dxa"/>
+              <w:left w:w="140" w:type="dxa"/>
+              <w:right w:w="140" w:type="dxa"/>
+            </w:tcMar>
+          </w:tcPr>
+          <w:p>
+            <w:pPr>
+              <w:spacing w:before="0" w:after="0" w:line="276" w:lineRule="auto"/>
+              <w:jc w:val="left"/>
+            </w:pPr>
+            <w:r>
+              <w:rPr>
+                <w:rFonts w:ascii="Calibri" w:hAnsi="Calibri"/>
+                <w:color w:val="1A202C"/>
+                <w:sz w:val="19"/>
+              </w:rPr>
+              <w:t>Validation barrier halts execution; requires &gt;= 1 items</w:t>
+            </w:r>
+          </w:p>
+        </w:tc>
+        <w:tc>
+          <w:tcPr>
+            <w:tcW w:type="dxa" w:w="1008"/>
+            <w:shd w:val="clear" w:color="auto" w:fill="F7FAFC"/>
+            <w:tcMar>
+              <w:top w:w="100" w:type="dxa"/>
+              <w:bottom w:w="100" w:type="dxa"/>
+              <w:left w:w="140" w:type="dxa"/>
+              <w:right w:w="140" w:type="dxa"/>
+            </w:tcMar>
+          </w:tcPr>
+          <w:p>
+            <w:pPr>
+              <w:spacing w:before="0" w:after="0" w:line="276" w:lineRule="auto"/>
+              <w:jc w:val="left"/>
+            </w:pPr>
+            <w:r>
+              <w:rPr>
+                <w:rFonts w:ascii="Calibri" w:hAnsi="Calibri"/>
+                <w:color w:val="1A202C"/>
+                <w:sz w:val="19"/>
+              </w:rPr>
+              <w:t>Pass</w:t>
+            </w:r>
+          </w:p>
+        </w:tc>
+      </w:tr>
+      <w:tr>
+        <w:tc>
+          <w:tcPr>
+            <w:tcW w:type="dxa" w:w="1440"/>
+            <w:shd w:val="clear" w:color="auto" w:fill="FFFFFF"/>
+            <w:tcMar>
+              <w:top w:w="100" w:type="dxa"/>
+              <w:bottom w:w="100" w:type="dxa"/>
+              <w:left w:w="140" w:type="dxa"/>
+              <w:right w:w="140" w:type="dxa"/>
+            </w:tcMar>
+          </w:tcPr>
+          <w:p>
+            <w:pPr>
+              <w:spacing w:before="0" w:after="0" w:line="276" w:lineRule="auto"/>
+              <w:jc w:val="left"/>
+            </w:pPr>
+            <w:r>
+              <w:rPr>
+                <w:rFonts w:ascii="Calibri" w:hAnsi="Calibri"/>
+                <w:color w:val="1A202C"/>
+                <w:sz w:val="19"/>
+              </w:rPr>
+              <w:t>TC_UML_03</w:t>
+            </w:r>
+          </w:p>
+        </w:tc>
+        <w:tc>
+          <w:tcPr>
+            <w:tcW w:type="dxa" w:w="2592"/>
+            <w:shd w:val="clear" w:color="auto" w:fill="FFFFFF"/>
+            <w:tcMar>
+              <w:top w:w="100" w:type="dxa"/>
+              <w:bottom w:w="100" w:type="dxa"/>
+              <w:left w:w="140" w:type="dxa"/>
+              <w:right w:w="140" w:type="dxa"/>
+            </w:tcMar>
+          </w:tcPr>
+          <w:p>
+            <w:pPr>
+              <w:spacing w:before="0" w:after="0" w:line="276" w:lineRule="auto"/>
+              <w:jc w:val="left"/>
+            </w:pPr>
+            <w:r>
+              <w:rPr>
+                <w:rFonts w:ascii="Calibri" w:hAnsi="Calibri"/>
+                <w:color w:val="1A202C"/>
+                <w:sz w:val="19"/>
+              </w:rPr>
+              <w:t>Verify State transition Pending -&gt; Paid</w:t>
+            </w:r>
+          </w:p>
+        </w:tc>
+        <w:tc>
+          <w:tcPr>
+            <w:tcW w:type="dxa" w:w="2160"/>
+            <w:shd w:val="clear" w:color="auto" w:fill="FFFFFF"/>
+            <w:tcMar>
+              <w:top w:w="100" w:type="dxa"/>
+              <w:bottom w:w="100" w:type="dxa"/>
+              <w:left w:w="140" w:type="dxa"/>
+              <w:right w:w="140" w:type="dxa"/>
+            </w:tcMar>
+          </w:tcPr>
+          <w:p>
+            <w:pPr>
+              <w:spacing w:before="0" w:after="0" w:line="276" w:lineRule="auto"/>
+              <w:jc w:val="left"/>
+            </w:pPr>
+            <w:r>
+              <w:rPr>
+                <w:rFonts w:ascii="Calibri" w:hAnsi="Calibri"/>
+                <w:color w:val="1A202C"/>
+                <w:sz w:val="19"/>
+              </w:rPr>
+              <w:t>Record payment = grand total</w:t>
+            </w:r>
+          </w:p>
+        </w:tc>
+        <w:tc>
+          <w:tcPr>
+            <w:tcW w:type="dxa" w:w="2160"/>
+            <w:shd w:val="clear" w:color="auto" w:fill="FFFFFF"/>
+            <w:tcMar>
+              <w:top w:w="100" w:type="dxa"/>
+              <w:bottom w:w="100" w:type="dxa"/>
+              <w:left w:w="140" w:type="dxa"/>
+              <w:right w:w="140" w:type="dxa"/>
+            </w:tcMar>
+          </w:tcPr>
+          <w:p>
+            <w:pPr>
+              <w:spacing w:before="0" w:after="0" w:line="276" w:lineRule="auto"/>
+              <w:jc w:val="left"/>
+            </w:pPr>
+            <w:r>
+              <w:rPr>
+                <w:rFonts w:ascii="Calibri" w:hAnsi="Calibri"/>
+                <w:color w:val="1A202C"/>
+                <w:sz w:val="19"/>
+              </w:rPr>
+              <w:t>State machine executes transition to 'Paid'</w:t>
+            </w:r>
+          </w:p>
+        </w:tc>
+        <w:tc>
+          <w:tcPr>
+            <w:tcW w:type="dxa" w:w="1008"/>
+            <w:shd w:val="clear" w:color="auto" w:fill="FFFFFF"/>
+            <w:tcMar>
+              <w:top w:w="100" w:type="dxa"/>
+              <w:bottom w:w="100" w:type="dxa"/>
+              <w:left w:w="140" w:type="dxa"/>
+              <w:right w:w="140" w:type="dxa"/>
+            </w:tcMar>
+          </w:tcPr>
+          <w:p>
+            <w:pPr>
+              <w:spacing w:before="0" w:after="0" w:line="276" w:lineRule="auto"/>
+              <w:jc w:val="left"/>
+            </w:pPr>
+            <w:r>
+              <w:rPr>
+                <w:rFonts w:ascii="Calibri" w:hAnsi="Calibri"/>
+                <w:color w:val="1A202C"/>
+                <w:sz w:val="19"/>
+              </w:rPr>
+              <w:t>Pass</w:t>
+            </w:r>
+          </w:p>
+        </w:tc>
+      </w:tr>
+      <w:tr>
+        <w:tc>
+          <w:tcPr>
+            <w:tcW w:type="dxa" w:w="1440"/>
+            <w:shd w:val="clear" w:color="auto" w:fill="F7FAFC"/>
+            <w:tcMar>
+              <w:top w:w="100" w:type="dxa"/>
+              <w:bottom w:w="100" w:type="dxa"/>
+              <w:left w:w="140" w:type="dxa"/>
+              <w:right w:w="140" w:type="dxa"/>
+            </w:tcMar>
+          </w:tcPr>
+          <w:p>
+            <w:pPr>
+              <w:spacing w:before="0" w:after="0" w:line="276" w:lineRule="auto"/>
+              <w:jc w:val="left"/>
+            </w:pPr>
+            <w:r>
+              <w:rPr>
+                <w:rFonts w:ascii="Calibri" w:hAnsi="Calibri"/>
+                <w:color w:val="1A202C"/>
+                <w:sz w:val="19"/>
+              </w:rPr>
+              <w:t>TC_UML_04</w:t>
+            </w:r>
+          </w:p>
+        </w:tc>
+        <w:tc>
+          <w:tcPr>
+            <w:tcW w:type="dxa" w:w="2592"/>
+            <w:shd w:val="clear" w:color="auto" w:fill="F7FAFC"/>
+            <w:tcMar>
+              <w:top w:w="100" w:type="dxa"/>
+              <w:bottom w:w="100" w:type="dxa"/>
+              <w:left w:w="140" w:type="dxa"/>
+              <w:right w:w="140" w:type="dxa"/>
+            </w:tcMar>
+          </w:tcPr>
+          <w:p>
+            <w:pPr>
+              <w:spacing w:before="0" w:after="0" w:line="276" w:lineRule="auto"/>
+              <w:jc w:val="left"/>
+            </w:pPr>
+            <w:r>
+              <w:rPr>
+                <w:rFonts w:ascii="Calibri" w:hAnsi="Calibri"/>
+                <w:color w:val="1A202C"/>
+                <w:sz w:val="19"/>
+              </w:rPr>
+              <w:t>Verify State transition Partially Paid</w:t>
+            </w:r>
+          </w:p>
+        </w:tc>
+        <w:tc>
+          <w:tcPr>
+            <w:tcW w:type="dxa" w:w="2160"/>
+            <w:shd w:val="clear" w:color="auto" w:fill="F7FAFC"/>
+            <w:tcMar>
+              <w:top w:w="100" w:type="dxa"/>
+              <w:bottom w:w="100" w:type="dxa"/>
+              <w:left w:w="140" w:type="dxa"/>
+              <w:right w:w="140" w:type="dxa"/>
+            </w:tcMar>
+          </w:tcPr>
+          <w:p>
+            <w:pPr>
+              <w:spacing w:before="0" w:after="0" w:line="276" w:lineRule="auto"/>
+              <w:jc w:val="left"/>
+            </w:pPr>
+            <w:r>
+              <w:rPr>
+                <w:rFonts w:ascii="Calibri" w:hAnsi="Calibri"/>
+                <w:color w:val="1A202C"/>
+                <w:sz w:val="19"/>
+              </w:rPr>
+              <w:t>Record payment &lt; grand total</w:t>
+            </w:r>
+          </w:p>
+        </w:tc>
+        <w:tc>
+          <w:tcPr>
+            <w:tcW w:type="dxa" w:w="2160"/>
+            <w:shd w:val="clear" w:color="auto" w:fill="F7FAFC"/>
+            <w:tcMar>
+              <w:top w:w="100" w:type="dxa"/>
+              <w:bottom w:w="100" w:type="dxa"/>
+              <w:left w:w="140" w:type="dxa"/>
+              <w:right w:w="140" w:type="dxa"/>
+            </w:tcMar>
+          </w:tcPr>
+          <w:p>
+            <w:pPr>
+              <w:spacing w:before="0" w:after="0" w:line="276" w:lineRule="auto"/>
+              <w:jc w:val="left"/>
+            </w:pPr>
+            <w:r>
+              <w:rPr>
+                <w:rFonts w:ascii="Calibri" w:hAnsi="Calibri"/>
+                <w:color w:val="1A202C"/>
+                <w:sz w:val="19"/>
+              </w:rPr>
+              <w:t>State machine executes transition to 'Partially Paid'</w:t>
+            </w:r>
+          </w:p>
+        </w:tc>
+        <w:tc>
+          <w:tcPr>
+            <w:tcW w:type="dxa" w:w="1008"/>
+            <w:shd w:val="clear" w:color="auto" w:fill="F7FAFC"/>
+            <w:tcMar>
+              <w:top w:w="100" w:type="dxa"/>
+              <w:bottom w:w="100" w:type="dxa"/>
+              <w:left w:w="140" w:type="dxa"/>
+              <w:right w:w="140" w:type="dxa"/>
+            </w:tcMar>
+          </w:tcPr>
+          <w:p>
+            <w:pPr>
+              <w:spacing w:before="0" w:after="0" w:line="276" w:lineRule="auto"/>
+              <w:jc w:val="left"/>
+            </w:pPr>
+            <w:r>
+              <w:rPr>
+                <w:rFonts w:ascii="Calibri" w:hAnsi="Calibri"/>
+                <w:color w:val="1A202C"/>
+                <w:sz w:val="19"/>
+              </w:rPr>
+              <w:t>Pass</w:t>
+            </w:r>
+          </w:p>
+        </w:tc>
+      </w:tr>
+      <w:tr>
+        <w:tc>
+          <w:tcPr>
+            <w:tcW w:type="dxa" w:w="1440"/>
+            <w:shd w:val="clear" w:color="auto" w:fill="FFFFFF"/>
+            <w:tcMar>
+              <w:top w:w="100" w:type="dxa"/>
+              <w:bottom w:w="100" w:type="dxa"/>
+              <w:left w:w="140" w:type="dxa"/>
+              <w:right w:w="140" w:type="dxa"/>
+            </w:tcMar>
+          </w:tcPr>
+          <w:p>
+            <w:pPr>
+              <w:spacing w:before="0" w:after="0" w:line="276" w:lineRule="auto"/>
+              <w:jc w:val="left"/>
+            </w:pPr>
+            <w:r>
+              <w:rPr>
+                <w:rFonts w:ascii="Calibri" w:hAnsi="Calibri"/>
+                <w:color w:val="1A202C"/>
+                <w:sz w:val="19"/>
+              </w:rPr>
+              <w:t>TC_UML_05</w:t>
+            </w:r>
+          </w:p>
+        </w:tc>
+        <w:tc>
+          <w:tcPr>
+            <w:tcW w:type="dxa" w:w="2592"/>
+            <w:shd w:val="clear" w:color="auto" w:fill="FFFFFF"/>
+            <w:tcMar>
+              <w:top w:w="100" w:type="dxa"/>
+              <w:bottom w:w="100" w:type="dxa"/>
+              <w:left w:w="140" w:type="dxa"/>
+              <w:right w:w="140" w:type="dxa"/>
+            </w:tcMar>
+          </w:tcPr>
+          <w:p>
+            <w:pPr>
+              <w:spacing w:before="0" w:after="0" w:line="276" w:lineRule="auto"/>
+              <w:jc w:val="left"/>
+            </w:pPr>
+            <w:r>
+              <w:rPr>
+                <w:rFonts w:ascii="Calibri" w:hAnsi="Calibri"/>
+                <w:color w:val="1A202C"/>
+                <w:sz w:val="19"/>
+              </w:rPr>
+              <w:t>Verify Component isolation</w:t>
+            </w:r>
+          </w:p>
+        </w:tc>
+        <w:tc>
+          <w:tcPr>
+            <w:tcW w:type="dxa" w:w="2160"/>
+            <w:shd w:val="clear" w:color="auto" w:fill="FFFFFF"/>
+            <w:tcMar>
+              <w:top w:w="100" w:type="dxa"/>
+              <w:bottom w:w="100" w:type="dxa"/>
+              <w:left w:w="140" w:type="dxa"/>
+              <w:right w:w="140" w:type="dxa"/>
+            </w:tcMar>
+          </w:tcPr>
+          <w:p>
+            <w:pPr>
+              <w:spacing w:before="0" w:after="0" w:line="276" w:lineRule="auto"/>
+              <w:jc w:val="left"/>
+            </w:pPr>
+            <w:r>
+              <w:rPr>
+                <w:rFonts w:ascii="Calibri" w:hAnsi="Calibri"/>
+                <w:color w:val="1A202C"/>
+                <w:sz w:val="19"/>
+              </w:rPr>
+              <w:t>Check LocalStorage DB connector</w:t>
+            </w:r>
+          </w:p>
+        </w:tc>
+        <w:tc>
+          <w:tcPr>
+            <w:tcW w:type="dxa" w:w="2160"/>
+            <w:shd w:val="clear" w:color="auto" w:fill="FFFFFF"/>
+            <w:tcMar>
+              <w:top w:w="100" w:type="dxa"/>
+              <w:bottom w:w="100" w:type="dxa"/>
+              <w:left w:w="140" w:type="dxa"/>
+              <w:right w:w="140" w:type="dxa"/>
+            </w:tcMar>
+          </w:tcPr>
+          <w:p>
+            <w:pPr>
+              <w:spacing w:before="0" w:after="0" w:line="276" w:lineRule="auto"/>
+              <w:jc w:val="left"/>
+            </w:pPr>
+            <w:r>
+              <w:rPr>
+                <w:rFonts w:ascii="Calibri" w:hAnsi="Calibri"/>
+                <w:color w:val="1A202C"/>
+                <w:sz w:val="19"/>
+              </w:rPr>
+              <w:t>DB operations completely decoupled from DOM renderers</w:t>
+            </w:r>
+          </w:p>
+        </w:tc>
+        <w:tc>
+          <w:tcPr>
+            <w:tcW w:type="dxa" w:w="1008"/>
+            <w:shd w:val="clear" w:color="auto" w:fill="FFFFFF"/>
+            <w:tcMar>
+              <w:top w:w="100" w:type="dxa"/>
+              <w:bottom w:w="100" w:type="dxa"/>
+              <w:left w:w="140" w:type="dxa"/>
+              <w:right w:w="140" w:type="dxa"/>
+            </w:tcMar>
+          </w:tcPr>
+          <w:p>
+            <w:pPr>
+              <w:spacing w:before="0" w:after="0" w:line="276" w:lineRule="auto"/>
+              <w:jc w:val="left"/>
+            </w:pPr>
+            <w:r>
+              <w:rPr>
+                <w:rFonts w:ascii="Calibri" w:hAnsi="Calibri"/>
+                <w:color w:val="1A202C"/>
+                <w:sz w:val="19"/>
+              </w:rPr>
+              <w:t>Pass</w:t>
+            </w:r>
+          </w:p>
+        </w:tc>
+      </w:tr>
+    </w:tbl>
+    <w:p/>
+    <w:p>
+      <w:pPr>
+        <w:pStyle w:val="Heading2"/>
+        <w:spacing w:before="200" w:after="60"/>
+      </w:pPr>
+      <w:r>
+        <w:rPr>
+          <w:rFonts w:ascii="Calibri" w:hAnsi="Calibri"/>
+          <w:b/>
+          <w:color w:val="2C3E50"/>
+          <w:sz w:val="25"/>
+        </w:rPr>
+        <w:t>Review &amp; Viva-Voce Questions with Solutions</w:t>
+      </w:r>
+    </w:p>
+    <w:p>
+      <w:pPr>
+        <w:spacing w:before="0" w:after="90" w:line="276" w:lineRule="auto"/>
+      </w:pPr>
+      <w:r>
+        <w:rPr>
+          <w:rFonts w:ascii="Calibri" w:hAnsi="Calibri"/>
+          <w:color w:val="1A202C"/>
+          <w:sz w:val="21"/>
+        </w:rPr>
+        <w:t>The following technical review questions assess core understanding of software engineering principles, web runtime behavior, and architecture applied in this experiment:</w:t>
+      </w:r>
+    </w:p>
+    <w:p>
+      <w:pPr>
+        <w:spacing w:before="120" w:after="40" w:line="276" w:lineRule="auto"/>
+      </w:pPr>
+      <w:r>
+        <w:rPr>
+          <w:rFonts w:ascii="Calibri" w:hAnsi="Calibri"/>
+          <w:b/>
+          <w:color w:val="1B4D4B"/>
+          <w:sz w:val="21"/>
+        </w:rPr>
+        <w:t>Q1. What is the distinction between synchronous and asynchronous messages in a Sequence Diagram?</w:t>
+      </w:r>
+    </w:p>
+    <w:p>
+      <w:pPr>
+        <w:spacing w:before="0" w:after="120" w:line="276" w:lineRule="auto"/>
+      </w:pPr>
+      <w:r>
+        <w:rPr>
+          <w:rFonts w:ascii="Calibri" w:hAnsi="Calibri"/>
+          <w:b/>
+          <w:color w:val="2C3E50"/>
+          <w:sz w:val="20"/>
+        </w:rPr>
+        <w:t xml:space="preserve">Answer: </w:t>
+      </w:r>
+      <w:r>
+        <w:rPr>
+          <w:rFonts w:ascii="Calibri" w:hAnsi="Calibri"/>
+          <w:color w:val="1A202C"/>
+          <w:sz w:val="20"/>
+        </w:rPr>
+        <w:t>A synchronous message (solid line with filled arrowhead) blocks the calling lifeline until the target completes execution and returns control. An asynchronous message (solid line with open arrowhead) dispatches a signal and allows the caller to continue execution without waiting.</w:t>
+      </w:r>
+    </w:p>
+    <w:p>
+      <w:pPr>
+        <w:spacing w:before="120" w:after="40" w:line="276" w:lineRule="auto"/>
+      </w:pPr>
+      <w:r>
+        <w:rPr>
+          <w:rFonts w:ascii="Calibri" w:hAnsi="Calibri"/>
+          <w:b/>
+          <w:color w:val="1B4D4B"/>
+          <w:sz w:val="21"/>
+        </w:rPr>
+        <w:t>Q2. What is the difference between Aggregation and Composition in a Class Diagram?</w:t>
+      </w:r>
+    </w:p>
+    <w:p>
+      <w:pPr>
+        <w:spacing w:before="0" w:after="120" w:line="276" w:lineRule="auto"/>
+      </w:pPr>
+      <w:r>
+        <w:rPr>
+          <w:rFonts w:ascii="Calibri" w:hAnsi="Calibri"/>
+          <w:b/>
+          <w:color w:val="2C3E50"/>
+          <w:sz w:val="20"/>
+        </w:rPr>
+        <w:t xml:space="preserve">Answer: </w:t>
+      </w:r>
+      <w:r>
+        <w:rPr>
+          <w:rFonts w:ascii="Calibri" w:hAnsi="Calibri"/>
+          <w:color w:val="1A202C"/>
+          <w:sz w:val="20"/>
+        </w:rPr>
+        <w:t>Aggregation (hollow diamond) represents a 'has-a' relationship where child parts can exist independently of the whole. Composition (filled diamond) represents a strong 'part-of' relationship where the lifetime of the parts is strictly bound to the whole (e.g., LineItems cannot exist without their parent Invoice).</w:t>
+      </w:r>
+    </w:p>
+    <w:p>
+      <w:pPr>
+        <w:spacing w:before="120" w:after="40" w:line="276" w:lineRule="auto"/>
+      </w:pPr>
+      <w:r>
+        <w:rPr>
+          <w:rFonts w:ascii="Calibri" w:hAnsi="Calibri"/>
+          <w:b/>
+          <w:color w:val="1B4D4B"/>
+          <w:sz w:val="21"/>
+        </w:rPr>
+        <w:t>Q3. What is the purpose of an Activation Bar in a Sequence Diagram?</w:t>
+      </w:r>
+    </w:p>
+    <w:p>
+      <w:pPr>
+        <w:spacing w:before="0" w:after="120" w:line="276" w:lineRule="auto"/>
+      </w:pPr>
+      <w:r>
+        <w:rPr>
+          <w:rFonts w:ascii="Calibri" w:hAnsi="Calibri"/>
+          <w:b/>
+          <w:color w:val="2C3E50"/>
+          <w:sz w:val="20"/>
+        </w:rPr>
+        <w:t xml:space="preserve">Answer: </w:t>
+      </w:r>
+      <w:r>
+        <w:rPr>
+          <w:rFonts w:ascii="Calibri" w:hAnsi="Calibri"/>
+          <w:color w:val="1A202C"/>
+          <w:sz w:val="20"/>
+        </w:rPr>
+        <w:t>An activation bar (vertical thin rectangle on a lifeline) represents the duration of time during which an object is actively executing an operation or waiting for a called subroutine to complete.</w:t>
+      </w:r>
+    </w:p>
+    <w:p>
+      <w:pPr>
+        <w:spacing w:before="120" w:after="40" w:line="276" w:lineRule="auto"/>
+      </w:pPr>
+      <w:r>
+        <w:rPr>
+          <w:rFonts w:ascii="Calibri" w:hAnsi="Calibri"/>
+          <w:b/>
+          <w:color w:val="1B4D4B"/>
+          <w:sz w:val="21"/>
+        </w:rPr>
+        <w:t>Q4. How does a State Machine Diagram differ from an Activity Diagram?</w:t>
+      </w:r>
+    </w:p>
+    <w:p>
+      <w:pPr>
+        <w:spacing w:before="0" w:after="120" w:line="276" w:lineRule="auto"/>
+      </w:pPr>
+      <w:r>
+        <w:rPr>
+          <w:rFonts w:ascii="Calibri" w:hAnsi="Calibri"/>
+          <w:b/>
+          <w:color w:val="2C3E50"/>
+          <w:sz w:val="20"/>
+        </w:rPr>
+        <w:t xml:space="preserve">Answer: </w:t>
+      </w:r>
+      <w:r>
+        <w:rPr>
+          <w:rFonts w:ascii="Calibri" w:hAnsi="Calibri"/>
+          <w:color w:val="1A202C"/>
+          <w:sz w:val="20"/>
+        </w:rPr>
+        <w:t>A State Machine Diagram models the lifecycle of a SINGLE object as it transitions between states in response to external events. An Activity Diagram models the control and data flow of an ENTIRE WORKFLOW or multi-object business process.</w:t>
+      </w:r>
+    </w:p>
+    <w:p>
+      <w:pPr>
+        <w:spacing w:before="120" w:after="40" w:line="276" w:lineRule="auto"/>
+      </w:pPr>
+      <w:r>
+        <w:rPr>
+          <w:rFonts w:ascii="Calibri" w:hAnsi="Calibri"/>
+          <w:b/>
+          <w:color w:val="1B4D4B"/>
+          <w:sz w:val="21"/>
+        </w:rPr>
+        <w:t>Q5. What information does a UML Deployment Diagram communicate?</w:t>
+      </w:r>
+    </w:p>
+    <w:p>
+      <w:pPr>
+        <w:spacing w:before="0" w:after="120" w:line="276" w:lineRule="auto"/>
+      </w:pPr>
+      <w:r>
+        <w:rPr>
+          <w:rFonts w:ascii="Calibri" w:hAnsi="Calibri"/>
+          <w:b/>
+          <w:color w:val="2C3E50"/>
+          <w:sz w:val="20"/>
+        </w:rPr>
+        <w:t xml:space="preserve">Answer: </w:t>
+      </w:r>
+      <w:r>
+        <w:rPr>
+          <w:rFonts w:ascii="Calibri" w:hAnsi="Calibri"/>
+          <w:color w:val="1A202C"/>
+          <w:sz w:val="20"/>
+        </w:rPr>
+        <w:t>A Deployment Diagram shows the physical hardware execution nodes (client machines, servers, cloud edge CDNs), runtime environments (browsers, containers), and the software artifact components deployed onto those nodes.</w:t>
+      </w:r>
+    </w:p>
+    <w:p>
+      <w:pPr>
+        <w:pStyle w:val="Heading2"/>
+        <w:spacing w:before="200" w:after="60"/>
+      </w:pPr>
+      <w:r>
+        <w:rPr>
+          <w:rFonts w:ascii="Calibri" w:hAnsi="Calibri"/>
+          <w:b/>
+          <w:color w:val="2C3E50"/>
+          <w:sz w:val="25"/>
+        </w:rPr>
+        <w:t>Conclusion &amp; Learning Outcomes</w:t>
+      </w:r>
+    </w:p>
+    <w:p>
+      <w:pPr>
+        <w:spacing w:before="0" w:after="90" w:line="276" w:lineRule="auto"/>
+      </w:pPr>
+      <w:r>
+        <w:rPr>
+          <w:rFonts w:ascii="Calibri" w:hAnsi="Calibri"/>
+          <w:color w:val="1A202C"/>
+          <w:sz w:val="21"/>
+        </w:rPr>
+        <w:t>Experiment 8 produced comprehensive structural, interaction, and behavioral UML blueprints for Ledgerly. The formal sequence lifelines, class structures, state transitions, and component diagrams provide a rigorous architectural foundation bridging requirements and implementation.</w:t>
       </w:r>
     </w:p>
     <w:sectPr>
+      <w:headerReference w:type="default" r:id="rId9"/>
+      <w:footerReference w:type="default" r:id="rId10"/>
       <w:pgSz w:w="12240" w:h="15840"/>
-      <w:pgMar w:top="1440" w:right="1800" w:bottom="1440" w:left="1800" w:header="720" w:footer="720" w:gutter="0"/>
+      <w:pgMar w:top="1440" w:right="1440" w:bottom="1440" w:left="1440" w:header="720" w:footer="720" w:gutter="0"/>
       <w:cols w:space="720"/>
       <w:docGrid w:linePitch="360"/>
     </w:sectPr>
   </w:body>
 </w:document>
+</file>
+
+<file path=word/footer1.xml><?xml version="1.0" encoding="utf-8"?>
+<w:ftr xmlns:m="http://schemas.openxmlformats.org/officeDocument/2006/math" xmlns:mc="http://schemas.openxmlformats.org/markup-compatibility/2006" xmlns:mo="http://schemas.microsoft.com/office/mac/office/2008/main" xmlns:mv="urn:schemas-microsoft-com:mac:vml" xmlns:o="urn:schemas-microsoft-com:office:office" xmlns:r="http://schemas.openxmlformats.org/officeDocument/2006/relationships" xmlns:v="urn:schemas-microsoft-com:vml" xmlns:w10="urn:schemas-microsoft-com:office:word" xmlns:w14="http://schemas.microsoft.com/office/word/2010/wordml" xmlns:w="http://schemas.openxmlformats.org/wordprocessingml/2006/main" xmlns:wne="http://schemas.microsoft.com/office/word/2006/wordml" xmlns:wp14="http://schemas.microsoft.com/office/word/2010/wordprocessingDrawing" xmlns:wp="http://schemas.openxmlformats.org/drawingml/2006/wordprocessingDrawing" xmlns:wpc="http://schemas.microsoft.com/office/word/2010/wordprocessingCanvas" xmlns:wpg="http://schemas.microsoft.com/office/word/2010/wordprocessingGroup" xmlns:wpi="http://schemas.microsoft.com/office/word/2010/wordprocessingInk" xmlns:wps="http://schemas.microsoft.com/office/word/2010/wordprocessingShape" mc:Ignorable="w14 wp14">
+  <w:p>
+    <w:pPr>
+      <w:pStyle w:val="Footer"/>
+      <w:jc w:val="both"/>
+    </w:pPr>
+    <w:r>
+      <w:rPr>
+        <w:rFonts w:ascii="Calibri" w:hAnsi="Calibri"/>
+        <w:color w:val="718096"/>
+        <w:sz w:val="17"/>
+      </w:rPr>
+      <w:t>Project Case Study: Ledgerly PWA</w:t>
+      <w:tab/>
+      <w:tab/>
+      <w:t>Academic Year 2026-27</w:t>
+    </w:r>
+  </w:p>
+</w:ftr>
+</file>
+
+<file path=word/header1.xml><?xml version="1.0" encoding="utf-8"?>
+<w:hdr xmlns:m="http://schemas.openxmlformats.org/officeDocument/2006/math" xmlns:mc="http://schemas.openxmlformats.org/markup-compatibility/2006" xmlns:mo="http://schemas.microsoft.com/office/mac/office/2008/main" xmlns:mv="urn:schemas-microsoft-com:mac:vml" xmlns:o="urn:schemas-microsoft-com:office:office" xmlns:r="http://schemas.openxmlformats.org/officeDocument/2006/relationships" xmlns:v="urn:schemas-microsoft-com:vml" xmlns:w10="urn:schemas-microsoft-com:office:word" xmlns:w14="http://schemas.microsoft.com/office/word/2010/wordml" xmlns:w="http://schemas.openxmlformats.org/wordprocessingml/2006/main" xmlns:wne="http://schemas.microsoft.com/office/word/2006/wordml" xmlns:wp14="http://schemas.microsoft.com/office/word/2010/wordprocessingDrawing" xmlns:wp="http://schemas.openxmlformats.org/drawingml/2006/wordprocessingDrawing" xmlns:wpc="http://schemas.microsoft.com/office/word/2010/wordprocessingCanvas" xmlns:wpg="http://schemas.microsoft.com/office/word/2010/wordprocessingGroup" xmlns:wpi="http://schemas.microsoft.com/office/word/2010/wordprocessingInk" xmlns:wps="http://schemas.microsoft.com/office/word/2010/wordprocessingShape" mc:Ignorable="w14 wp14">
+  <w:p>
+    <w:pPr>
+      <w:pStyle w:val="Header"/>
+      <w:jc w:val="right"/>
+    </w:pPr>
+    <w:r>
+      <w:rPr>
+        <w:rFonts w:ascii="Calibri" w:hAnsi="Calibri"/>
+        <w:color w:val="718096"/>
+        <w:sz w:val="17"/>
+      </w:rPr>
+      <w:t>Department of Computer Engineering  |  WDL Lab (CMPN Div C)</w:t>
+    </w:r>
+  </w:p>
+</w:hdr>
 </file>
 
 <file path=word/numbering.xml><?xml version="1.0" encoding="utf-8"?>
